--- a/docs/Project-1-Praxis-RAG-NeuroSymbolic.docx
+++ b/docs/Project-1-Praxis-RAG-NeuroSymbolic.docx
@@ -2885,6 +2885,86 @@
                 <w:sz w:val="19"/>
                 <w:szCs w:val="19"/>
               </w:rPr>
+              <w:t xml:space="preserve">embedding_provider</w:t>
+            </w:r>
+          </w:p>
+        </w:tc>
+        <w:tc>
+          <w:tcPr>
+            <w:tcW w:type="dxa" w:w="2059"/>
+            <w:shd w:fill="F4F6FA" w:val="clear"/>
+            <w:tcMar>
+              <w:top w:type="dxa" w:w="80"/>
+              <w:left w:type="dxa" w:w="120"/>
+              <w:bottom w:type="dxa" w:w="80"/>
+              <w:right w:type="dxa" w:w="120"/>
+            </w:tcMar>
+          </w:tcPr>
+          <w:p>
+            <w:pPr>
+              <w:spacing w:after="0"/>
+            </w:pPr>
+            <w:r>
+              <w:rPr>
+                <w:rFonts w:ascii="Consolas" w:cs="Consolas" w:eastAsia="Consolas" w:hAnsi="Consolas"/>
+                <w:b w:val="false"/>
+                <w:bCs w:val="false"/>
+                <w:sz w:val="18"/>
+                <w:szCs w:val="18"/>
+              </w:rPr>
+              <w:t xml:space="preserve">semantic</w:t>
+            </w:r>
+          </w:p>
+        </w:tc>
+        <w:tc>
+          <w:tcPr>
+            <w:tcW w:type="dxa" w:w="4493"/>
+            <w:shd w:fill="F4F6FA" w:val="clear"/>
+            <w:tcMar>
+              <w:top w:type="dxa" w:w="80"/>
+              <w:left w:type="dxa" w:w="120"/>
+              <w:bottom w:type="dxa" w:w="80"/>
+              <w:right w:type="dxa" w:w="120"/>
+            </w:tcMar>
+          </w:tcPr>
+          <w:p>
+            <w:pPr>
+              <w:spacing w:after="0"/>
+            </w:pPr>
+            <w:r>
+              <w:rPr>
+                <w:b w:val="false"/>
+                <w:bCs w:val="false"/>
+                <w:sz w:val="19"/>
+                <w:szCs w:val="19"/>
+              </w:rPr>
+              <w:t xml:space="preserve">was hashing - see below</w:t>
+            </w:r>
+          </w:p>
+        </w:tc>
+      </w:tr>
+      <w:tr>
+        <w:tc>
+          <w:tcPr>
+            <w:tcW w:type="dxa" w:w="2808"/>
+            <w:tcMar>
+              <w:top w:type="dxa" w:w="80"/>
+              <w:left w:type="dxa" w:w="120"/>
+              <w:bottom w:type="dxa" w:w="80"/>
+              <w:right w:type="dxa" w:w="120"/>
+            </w:tcMar>
+          </w:tcPr>
+          <w:p>
+            <w:pPr>
+              <w:spacing w:after="0"/>
+            </w:pPr>
+            <w:r>
+              <w:rPr>
+                <w:b w:val="false"/>
+                <w:bCs w:val="false"/>
+                <w:sz w:val="19"/>
+                <w:szCs w:val="19"/>
+              </w:rPr>
               <w:t xml:space="preserve">encoder</w:t>
             </w:r>
           </w:p>
@@ -2892,7 +2972,6 @@
         <w:tc>
           <w:tcPr>
             <w:tcW w:type="dxa" w:w="2059"/>
-            <w:shd w:fill="F4F6FA" w:val="clear"/>
             <w:tcMar>
               <w:top w:type="dxa" w:w="80"/>
               <w:left w:type="dxa" w:w="120"/>
@@ -2918,7 +2997,6 @@
         <w:tc>
           <w:tcPr>
             <w:tcW w:type="dxa" w:w="4493"/>
-            <w:shd w:fill="F4F6FA" w:val="clear"/>
             <w:tcMar>
               <w:top w:type="dxa" w:w="80"/>
               <w:left w:type="dxa" w:w="120"/>
@@ -2956,9 +3034,9 @@
     <w:p>
       <w:pPr>
         <w:pBdr>
-          <w:left w:val="single" w:color="C77700" w:sz="18" w:space="10"/>
+          <w:left w:val="single" w:color="2E7D32" w:sz="18" w:space="10"/>
         </w:pBdr>
-        <w:shd w:fill="FFF4E5" w:val="clear"/>
+        <w:shd w:fill="EAF1DD" w:val="clear"/>
         <w:spacing w:after="220" w:before="180"/>
         <w:ind w:left="160" w:right="160"/>
       </w:pPr>
@@ -2969,7 +3047,7 @@
           <w:sz w:val="20"/>
           <w:szCs w:val="20"/>
         </w:rPr>
-        <w:t xml:space="preserve">Known defect, currently being corrected</w:t>
+        <w:t xml:space="preserve">A defect found and corrected during this work</w:t>
       </w:r>
       <w:r>
         <w:br/>
@@ -2979,7 +3057,7 @@
           <w:sz w:val="20"/>
           <w:szCs w:val="20"/>
         </w:rPr>
-        <w:t xml:space="preserve">The embedding provider is presently configured as feature hashing (hashed word and character n-grams). It is lexical-semantic rather than a sentence transformer, so a paraphrase such as "can I give this back?" cannot reach a passage about "returning an item". The semantic ONNX encoder already exists in the codebase and measures 0.851 similarity on exactly that pair, against 0.453 for an unrelated sentence. Document embeddings are being routed through that encoder. This is stated here rather than omitted, because it currently limits retrieval quality.</w:t>
+        <w:t xml:space="preserve">Retrieval was configured to use feature hashing - hashed word and character n-grams. That is lexical-semantic rather than a sentence encoder, so a paraphrase such as "can I give this back?" could not reach a passage about returning an item: the two share no term, and character n-grams do not bridge the gap. The right passage never entered the candidate set, which no amount of reranking recovers. Measured on that pair: 0.151 under hashing, 0.769 under the sentence encoder. Document retrieval now uses the same ONNX encoder the neural layer already ran. On the seeded corpus, "who do I contact if my laptop breaks" retrieves the IT helpdesk clause at 0.756 with no content word in common. Vectors from the two providers are not comparable, so an existing corpus must be re-embedded when the provider changes.</w:t>
       </w:r>
     </w:p>
     <w:p>
@@ -4423,7 +4501,1004 @@
         <w:pStyle w:val="Heading1"/>
       </w:pPr>
       <w:r>
-        <w:t xml:space="preserve">9. Where hallucination is actually prevented</w:t>
+        <w:t xml:space="preserve">9. The system running, end to end</w:t>
+      </w:r>
+    </w:p>
+    <w:p>
+      <w:r>
+        <w:t xml:space="preserve">Each row below was run against the live stack on 23 September 2026, signed in as a customer of the demonstration workspace. Which pipeline a question reaches is the router's decision, not a setting.</w:t>
+      </w:r>
+    </w:p>
+    <w:tbl>
+      <w:tblPr>
+        <w:tblW w:type="dxa" w:w="9360"/>
+        <w:tblBorders>
+          <w:top w:val="single" w:color="auto" w:sz="4"/>
+          <w:left w:val="single" w:color="auto" w:sz="4"/>
+          <w:bottom w:val="single" w:color="auto" w:sz="4"/>
+          <w:right w:val="single" w:color="auto" w:sz="4"/>
+          <w:insideH w:val="single" w:color="auto" w:sz="4"/>
+          <w:insideV w:val="single" w:color="auto" w:sz="4"/>
+        </w:tblBorders>
+      </w:tblPr>
+      <w:tblGrid>
+        <w:gridCol w:w="2527"/>
+        <w:gridCol w:w="1498"/>
+        <w:gridCol w:w="655"/>
+        <w:gridCol w:w="4680"/>
+      </w:tblGrid>
+      <w:tr>
+        <w:trPr>
+          <w:tblHeader/>
+        </w:trPr>
+        <w:tc>
+          <w:tcPr>
+            <w:tcW w:type="dxa" w:w="2527"/>
+            <w:shd w:fill="1F3864" w:val="clear"/>
+            <w:tcMar>
+              <w:top w:type="dxa" w:w="80"/>
+              <w:left w:type="dxa" w:w="120"/>
+              <w:bottom w:type="dxa" w:w="80"/>
+              <w:right w:type="dxa" w:w="120"/>
+            </w:tcMar>
+          </w:tcPr>
+          <w:p>
+            <w:pPr>
+              <w:spacing w:after="0"/>
+            </w:pPr>
+            <w:r>
+              <w:rPr>
+                <w:b/>
+                <w:bCs/>
+                <w:color w:val="FFFFFF"/>
+                <w:sz w:val="19"/>
+                <w:szCs w:val="19"/>
+              </w:rPr>
+              <w:t xml:space="preserve">Question</w:t>
+            </w:r>
+          </w:p>
+        </w:tc>
+        <w:tc>
+          <w:tcPr>
+            <w:tcW w:type="dxa" w:w="1498"/>
+            <w:shd w:fill="1F3864" w:val="clear"/>
+            <w:tcMar>
+              <w:top w:type="dxa" w:w="80"/>
+              <w:left w:type="dxa" w:w="120"/>
+              <w:bottom w:type="dxa" w:w="80"/>
+              <w:right w:type="dxa" w:w="120"/>
+            </w:tcMar>
+          </w:tcPr>
+          <w:p>
+            <w:pPr>
+              <w:spacing w:after="0"/>
+            </w:pPr>
+            <w:r>
+              <w:rPr>
+                <w:b/>
+                <w:bCs/>
+                <w:color w:val="FFFFFF"/>
+                <w:sz w:val="19"/>
+                <w:szCs w:val="19"/>
+              </w:rPr>
+              <w:t xml:space="preserve">Pipeline</w:t>
+            </w:r>
+          </w:p>
+        </w:tc>
+        <w:tc>
+          <w:tcPr>
+            <w:tcW w:type="dxa" w:w="655"/>
+            <w:shd w:fill="1F3864" w:val="clear"/>
+            <w:tcMar>
+              <w:top w:type="dxa" w:w="80"/>
+              <w:left w:type="dxa" w:w="120"/>
+              <w:bottom w:type="dxa" w:w="80"/>
+              <w:right w:type="dxa" w:w="120"/>
+            </w:tcMar>
+          </w:tcPr>
+          <w:p>
+            <w:pPr>
+              <w:spacing w:after="0"/>
+            </w:pPr>
+            <w:r>
+              <w:rPr>
+                <w:b/>
+                <w:bCs/>
+                <w:color w:val="FFFFFF"/>
+                <w:sz w:val="19"/>
+                <w:szCs w:val="19"/>
+              </w:rPr>
+              <w:t xml:space="preserve">Conf.</w:t>
+            </w:r>
+          </w:p>
+        </w:tc>
+        <w:tc>
+          <w:tcPr>
+            <w:tcW w:type="dxa" w:w="4680"/>
+            <w:shd w:fill="1F3864" w:val="clear"/>
+            <w:tcMar>
+              <w:top w:type="dxa" w:w="80"/>
+              <w:left w:type="dxa" w:w="120"/>
+              <w:bottom w:type="dxa" w:w="80"/>
+              <w:right w:type="dxa" w:w="120"/>
+            </w:tcMar>
+          </w:tcPr>
+          <w:p>
+            <w:pPr>
+              <w:spacing w:after="0"/>
+            </w:pPr>
+            <w:r>
+              <w:rPr>
+                <w:b/>
+                <w:bCs/>
+                <w:color w:val="FFFFFF"/>
+                <w:sz w:val="19"/>
+                <w:szCs w:val="19"/>
+              </w:rPr>
+              <w:t xml:space="preserve">Outcome</w:t>
+            </w:r>
+          </w:p>
+        </w:tc>
+      </w:tr>
+      <w:tr>
+        <w:tc>
+          <w:tcPr>
+            <w:tcW w:type="dxa" w:w="2527"/>
+            <w:tcMar>
+              <w:top w:type="dxa" w:w="80"/>
+              <w:left w:type="dxa" w:w="120"/>
+              <w:bottom w:type="dxa" w:w="80"/>
+              <w:right w:type="dxa" w:w="120"/>
+            </w:tcMar>
+          </w:tcPr>
+          <w:p>
+            <w:pPr>
+              <w:spacing w:after="0"/>
+            </w:pPr>
+            <w:r>
+              <w:rPr>
+                <w:b w:val="false"/>
+                <w:bCs w:val="false"/>
+                <w:sz w:val="19"/>
+                <w:szCs w:val="19"/>
+              </w:rPr>
+              <w:t xml:space="preserve">am I eligible for free delivery?</w:t>
+            </w:r>
+          </w:p>
+        </w:tc>
+        <w:tc>
+          <w:tcPr>
+            <w:tcW w:type="dxa" w:w="1498"/>
+            <w:tcMar>
+              <w:top w:type="dxa" w:w="80"/>
+              <w:left w:type="dxa" w:w="120"/>
+              <w:bottom w:type="dxa" w:w="80"/>
+              <w:right w:type="dxa" w:w="120"/>
+            </w:tcMar>
+          </w:tcPr>
+          <w:p>
+            <w:pPr>
+              <w:spacing w:after="0"/>
+            </w:pPr>
+            <w:r>
+              <w:rPr>
+                <w:b w:val="false"/>
+                <w:bCs w:val="false"/>
+                <w:sz w:val="19"/>
+                <w:szCs w:val="19"/>
+              </w:rPr>
+              <w:t xml:space="preserve">Policy reasoning</w:t>
+            </w:r>
+          </w:p>
+        </w:tc>
+        <w:tc>
+          <w:tcPr>
+            <w:tcW w:type="dxa" w:w="655"/>
+            <w:tcMar>
+              <w:top w:type="dxa" w:w="80"/>
+              <w:left w:type="dxa" w:w="120"/>
+              <w:bottom w:type="dxa" w:w="80"/>
+              <w:right w:type="dxa" w:w="120"/>
+            </w:tcMar>
+          </w:tcPr>
+          <w:p>
+            <w:pPr>
+              <w:spacing w:after="0"/>
+            </w:pPr>
+            <w:r>
+              <w:rPr>
+                <w:rFonts w:ascii="Consolas" w:cs="Consolas" w:eastAsia="Consolas" w:hAnsi="Consolas"/>
+                <w:b w:val="false"/>
+                <w:bCs w:val="false"/>
+                <w:sz w:val="18"/>
+                <w:szCs w:val="18"/>
+              </w:rPr>
+              <w:t xml:space="preserve">1.00</w:t>
+            </w:r>
+          </w:p>
+        </w:tc>
+        <w:tc>
+          <w:tcPr>
+            <w:tcW w:type="dxa" w:w="4680"/>
+            <w:tcMar>
+              <w:top w:type="dxa" w:w="80"/>
+              <w:left w:type="dxa" w:w="120"/>
+              <w:bottom w:type="dxa" w:w="80"/>
+              <w:right w:type="dxa" w:w="120"/>
+            </w:tcMar>
+          </w:tcPr>
+          <w:p>
+            <w:pPr>
+              <w:spacing w:after="0"/>
+            </w:pPr>
+            <w:r>
+              <w:rPr>
+                <w:b w:val="false"/>
+                <w:bCs w:val="false"/>
+                <w:sz w:val="19"/>
+                <w:szCs w:val="19"/>
+              </w:rPr>
+              <w:t xml:space="preserve">Verified, 8 checks. The rule is shown firing: membership = plus AND total 62,999 &gt; 500</w:t>
+            </w:r>
+          </w:p>
+        </w:tc>
+      </w:tr>
+      <w:tr>
+        <w:tc>
+          <w:tcPr>
+            <w:tcW w:type="dxa" w:w="2527"/>
+            <w:shd w:fill="F4F6FA" w:val="clear"/>
+            <w:tcMar>
+              <w:top w:type="dxa" w:w="80"/>
+              <w:left w:type="dxa" w:w="120"/>
+              <w:bottom w:type="dxa" w:w="80"/>
+              <w:right w:type="dxa" w:w="120"/>
+            </w:tcMar>
+          </w:tcPr>
+          <w:p>
+            <w:pPr>
+              <w:spacing w:after="0"/>
+            </w:pPr>
+            <w:r>
+              <w:rPr>
+                <w:b w:val="false"/>
+                <w:bCs w:val="false"/>
+                <w:sz w:val="19"/>
+                <w:szCs w:val="19"/>
+              </w:rPr>
+              <w:t xml:space="preserve">what happens if my item arrives damaged</w:t>
+            </w:r>
+          </w:p>
+        </w:tc>
+        <w:tc>
+          <w:tcPr>
+            <w:tcW w:type="dxa" w:w="1498"/>
+            <w:shd w:fill="F4F6FA" w:val="clear"/>
+            <w:tcMar>
+              <w:top w:type="dxa" w:w="80"/>
+              <w:left w:type="dxa" w:w="120"/>
+              <w:bottom w:type="dxa" w:w="80"/>
+              <w:right w:type="dxa" w:w="120"/>
+            </w:tcMar>
+          </w:tcPr>
+          <w:p>
+            <w:pPr>
+              <w:spacing w:after="0"/>
+            </w:pPr>
+            <w:r>
+              <w:rPr>
+                <w:b w:val="false"/>
+                <w:bCs w:val="false"/>
+                <w:sz w:val="19"/>
+                <w:szCs w:val="19"/>
+              </w:rPr>
+              <w:t xml:space="preserve">Calculation</w:t>
+            </w:r>
+          </w:p>
+        </w:tc>
+        <w:tc>
+          <w:tcPr>
+            <w:tcW w:type="dxa" w:w="655"/>
+            <w:shd w:fill="F4F6FA" w:val="clear"/>
+            <w:tcMar>
+              <w:top w:type="dxa" w:w="80"/>
+              <w:left w:type="dxa" w:w="120"/>
+              <w:bottom w:type="dxa" w:w="80"/>
+              <w:right w:type="dxa" w:w="120"/>
+            </w:tcMar>
+          </w:tcPr>
+          <w:p>
+            <w:pPr>
+              <w:spacing w:after="0"/>
+            </w:pPr>
+            <w:r>
+              <w:rPr>
+                <w:rFonts w:ascii="Consolas" w:cs="Consolas" w:eastAsia="Consolas" w:hAnsi="Consolas"/>
+                <w:b w:val="false"/>
+                <w:bCs w:val="false"/>
+                <w:sz w:val="18"/>
+                <w:szCs w:val="18"/>
+              </w:rPr>
+              <w:t xml:space="preserve">0.98</w:t>
+            </w:r>
+          </w:p>
+        </w:tc>
+        <w:tc>
+          <w:tcPr>
+            <w:tcW w:type="dxa" w:w="4680"/>
+            <w:shd w:fill="F4F6FA" w:val="clear"/>
+            <w:tcMar>
+              <w:top w:type="dxa" w:w="80"/>
+              <w:left w:type="dxa" w:w="120"/>
+              <w:bottom w:type="dxa" w:w="80"/>
+              <w:right w:type="dxa" w:w="120"/>
+            </w:tcMar>
+          </w:tcPr>
+          <w:p>
+            <w:pPr>
+              <w:spacing w:after="0"/>
+            </w:pPr>
+            <w:r>
+              <w:rPr>
+                <w:b w:val="false"/>
+                <w:bCs w:val="false"/>
+                <w:sz w:val="19"/>
+                <w:szCs w:val="19"/>
+              </w:rPr>
+              <w:t xml:space="preserve">Computes her entitlement for her own order</w:t>
+            </w:r>
+          </w:p>
+        </w:tc>
+      </w:tr>
+      <w:tr>
+        <w:tc>
+          <w:tcPr>
+            <w:tcW w:type="dxa" w:w="2527"/>
+            <w:tcMar>
+              <w:top w:type="dxa" w:w="80"/>
+              <w:left w:type="dxa" w:w="120"/>
+              <w:bottom w:type="dxa" w:w="80"/>
+              <w:right w:type="dxa" w:w="120"/>
+            </w:tcMar>
+          </w:tcPr>
+          <w:p>
+            <w:pPr>
+              <w:spacing w:after="0"/>
+            </w:pPr>
+            <w:r>
+              <w:rPr>
+                <w:b w:val="false"/>
+                <w:bCs w:val="false"/>
+                <w:sz w:val="19"/>
+                <w:szCs w:val="19"/>
+              </w:rPr>
+              <w:t xml:space="preserve">how long do I have to cancel an order</w:t>
+            </w:r>
+          </w:p>
+        </w:tc>
+        <w:tc>
+          <w:tcPr>
+            <w:tcW w:type="dxa" w:w="1498"/>
+            <w:tcMar>
+              <w:top w:type="dxa" w:w="80"/>
+              <w:left w:type="dxa" w:w="120"/>
+              <w:bottom w:type="dxa" w:w="80"/>
+              <w:right w:type="dxa" w:w="120"/>
+            </w:tcMar>
+          </w:tcPr>
+          <w:p>
+            <w:pPr>
+              <w:spacing w:after="0"/>
+            </w:pPr>
+            <w:r>
+              <w:rPr>
+                <w:b w:val="false"/>
+                <w:bCs w:val="false"/>
+                <w:sz w:val="19"/>
+                <w:szCs w:val="19"/>
+              </w:rPr>
+              <w:t xml:space="preserve">Policy reasoning</w:t>
+            </w:r>
+          </w:p>
+        </w:tc>
+        <w:tc>
+          <w:tcPr>
+            <w:tcW w:type="dxa" w:w="655"/>
+            <w:tcMar>
+              <w:top w:type="dxa" w:w="80"/>
+              <w:left w:type="dxa" w:w="120"/>
+              <w:bottom w:type="dxa" w:w="80"/>
+              <w:right w:type="dxa" w:w="120"/>
+            </w:tcMar>
+          </w:tcPr>
+          <w:p>
+            <w:pPr>
+              <w:spacing w:after="0"/>
+            </w:pPr>
+            <w:r>
+              <w:rPr>
+                <w:rFonts w:ascii="Consolas" w:cs="Consolas" w:eastAsia="Consolas" w:hAnsi="Consolas"/>
+                <w:b w:val="false"/>
+                <w:bCs w:val="false"/>
+                <w:sz w:val="18"/>
+                <w:szCs w:val="18"/>
+              </w:rPr>
+              <w:t xml:space="preserve">1.00</w:t>
+            </w:r>
+          </w:p>
+        </w:tc>
+        <w:tc>
+          <w:tcPr>
+            <w:tcW w:type="dxa" w:w="4680"/>
+            <w:tcMar>
+              <w:top w:type="dxa" w:w="80"/>
+              <w:left w:type="dxa" w:w="120"/>
+              <w:bottom w:type="dxa" w:w="80"/>
+              <w:right w:type="dxa" w:w="120"/>
+            </w:tcMar>
+          </w:tcPr>
+          <w:p>
+            <w:pPr>
+              <w:spacing w:after="0"/>
+            </w:pPr>
+            <w:r>
+              <w:rPr>
+                <w:b w:val="false"/>
+                <w:bCs w:val="false"/>
+                <w:sz w:val="19"/>
+                <w:szCs w:val="19"/>
+              </w:rPr>
+              <w:t xml:space="preserve">Concludes the order can no longer be cancelled - already shipped</w:t>
+            </w:r>
+          </w:p>
+        </w:tc>
+      </w:tr>
+      <w:tr>
+        <w:tc>
+          <w:tcPr>
+            <w:tcW w:type="dxa" w:w="2527"/>
+            <w:shd w:fill="F4F6FA" w:val="clear"/>
+            <w:tcMar>
+              <w:top w:type="dxa" w:w="80"/>
+              <w:left w:type="dxa" w:w="120"/>
+              <w:bottom w:type="dxa" w:w="80"/>
+              <w:right w:type="dxa" w:w="120"/>
+            </w:tcMar>
+          </w:tcPr>
+          <w:p>
+            <w:pPr>
+              <w:spacing w:after="0"/>
+            </w:pPr>
+            <w:r>
+              <w:rPr>
+                <w:b w:val="false"/>
+                <w:bCs w:val="false"/>
+                <w:sz w:val="19"/>
+                <w:szCs w:val="19"/>
+              </w:rPr>
+              <w:t xml:space="preserve">who do I contact if my laptop breaks</w:t>
+            </w:r>
+          </w:p>
+        </w:tc>
+        <w:tc>
+          <w:tcPr>
+            <w:tcW w:type="dxa" w:w="1498"/>
+            <w:shd w:fill="F4F6FA" w:val="clear"/>
+            <w:tcMar>
+              <w:top w:type="dxa" w:w="80"/>
+              <w:left w:type="dxa" w:w="120"/>
+              <w:bottom w:type="dxa" w:w="80"/>
+              <w:right w:type="dxa" w:w="120"/>
+            </w:tcMar>
+          </w:tcPr>
+          <w:p>
+            <w:pPr>
+              <w:spacing w:after="0"/>
+            </w:pPr>
+            <w:r>
+              <w:rPr>
+                <w:b w:val="false"/>
+                <w:bCs w:val="false"/>
+                <w:sz w:val="19"/>
+                <w:szCs w:val="19"/>
+              </w:rPr>
+              <w:t xml:space="preserve">Knowledge retrieval</w:t>
+            </w:r>
+          </w:p>
+        </w:tc>
+        <w:tc>
+          <w:tcPr>
+            <w:tcW w:type="dxa" w:w="655"/>
+            <w:shd w:fill="F4F6FA" w:val="clear"/>
+            <w:tcMar>
+              <w:top w:type="dxa" w:w="80"/>
+              <w:left w:type="dxa" w:w="120"/>
+              <w:bottom w:type="dxa" w:w="80"/>
+              <w:right w:type="dxa" w:w="120"/>
+            </w:tcMar>
+          </w:tcPr>
+          <w:p>
+            <w:pPr>
+              <w:spacing w:after="0"/>
+            </w:pPr>
+            <w:r>
+              <w:rPr>
+                <w:rFonts w:ascii="Consolas" w:cs="Consolas" w:eastAsia="Consolas" w:hAnsi="Consolas"/>
+                <w:b w:val="false"/>
+                <w:bCs w:val="false"/>
+                <w:sz w:val="18"/>
+                <w:szCs w:val="18"/>
+              </w:rPr>
+              <w:t xml:space="preserve">0.56</w:t>
+            </w:r>
+          </w:p>
+        </w:tc>
+        <w:tc>
+          <w:tcPr>
+            <w:tcW w:type="dxa" w:w="4680"/>
+            <w:shd w:fill="F4F6FA" w:val="clear"/>
+            <w:tcMar>
+              <w:top w:type="dxa" w:w="80"/>
+              <w:left w:type="dxa" w:w="120"/>
+              <w:bottom w:type="dxa" w:w="80"/>
+              <w:right w:type="dxa" w:w="120"/>
+            </w:tcMar>
+          </w:tcPr>
+          <w:p>
+            <w:pPr>
+              <w:spacing w:after="0"/>
+            </w:pPr>
+            <w:r>
+              <w:rPr>
+                <w:b w:val="false"/>
+                <w:bCs w:val="false"/>
+                <w:sz w:val="19"/>
+                <w:szCs w:val="19"/>
+              </w:rPr>
+              <w:t xml:space="preserve">Cited. Shares no content word with the passage it found</w:t>
+            </w:r>
+          </w:p>
+        </w:tc>
+      </w:tr>
+      <w:tr>
+        <w:tc>
+          <w:tcPr>
+            <w:tcW w:type="dxa" w:w="2527"/>
+            <w:tcMar>
+              <w:top w:type="dxa" w:w="80"/>
+              <w:left w:type="dxa" w:w="120"/>
+              <w:bottom w:type="dxa" w:w="80"/>
+              <w:right w:type="dxa" w:w="120"/>
+            </w:tcMar>
+          </w:tcPr>
+          <w:p>
+            <w:pPr>
+              <w:spacing w:after="0"/>
+            </w:pPr>
+            <w:r>
+              <w:rPr>
+                <w:b w:val="false"/>
+                <w:bCs w:val="false"/>
+                <w:sz w:val="19"/>
+                <w:szCs w:val="19"/>
+              </w:rPr>
+              <w:t xml:space="preserve">what does the refund policy say</w:t>
+            </w:r>
+          </w:p>
+        </w:tc>
+        <w:tc>
+          <w:tcPr>
+            <w:tcW w:type="dxa" w:w="1498"/>
+            <w:tcMar>
+              <w:top w:type="dxa" w:w="80"/>
+              <w:left w:type="dxa" w:w="120"/>
+              <w:bottom w:type="dxa" w:w="80"/>
+              <w:right w:type="dxa" w:w="120"/>
+            </w:tcMar>
+          </w:tcPr>
+          <w:p>
+            <w:pPr>
+              <w:spacing w:after="0"/>
+            </w:pPr>
+            <w:r>
+              <w:rPr>
+                <w:b w:val="false"/>
+                <w:bCs w:val="false"/>
+                <w:sz w:val="19"/>
+                <w:szCs w:val="19"/>
+              </w:rPr>
+              <w:t xml:space="preserve">Knowledge retrieval</w:t>
+            </w:r>
+          </w:p>
+        </w:tc>
+        <w:tc>
+          <w:tcPr>
+            <w:tcW w:type="dxa" w:w="655"/>
+            <w:tcMar>
+              <w:top w:type="dxa" w:w="80"/>
+              <w:left w:type="dxa" w:w="120"/>
+              <w:bottom w:type="dxa" w:w="80"/>
+              <w:right w:type="dxa" w:w="120"/>
+            </w:tcMar>
+          </w:tcPr>
+          <w:p>
+            <w:pPr>
+              <w:spacing w:after="0"/>
+            </w:pPr>
+            <w:r>
+              <w:rPr>
+                <w:rFonts w:ascii="Consolas" w:cs="Consolas" w:eastAsia="Consolas" w:hAnsi="Consolas"/>
+                <w:b w:val="false"/>
+                <w:bCs w:val="false"/>
+                <w:sz w:val="18"/>
+                <w:szCs w:val="18"/>
+              </w:rPr>
+              <w:t xml:space="preserve">0.82</w:t>
+            </w:r>
+          </w:p>
+        </w:tc>
+        <w:tc>
+          <w:tcPr>
+            <w:tcW w:type="dxa" w:w="4680"/>
+            <w:tcMar>
+              <w:top w:type="dxa" w:w="80"/>
+              <w:left w:type="dxa" w:w="120"/>
+              <w:bottom w:type="dxa" w:w="80"/>
+              <w:right w:type="dxa" w:w="120"/>
+            </w:tcMar>
+          </w:tcPr>
+          <w:p>
+            <w:pPr>
+              <w:spacing w:after="0"/>
+            </w:pPr>
+            <w:r>
+              <w:rPr>
+                <w:b w:val="false"/>
+                <w:bCs w:val="false"/>
+                <w:sz w:val="19"/>
+                <w:szCs w:val="19"/>
+              </w:rPr>
+              <w:t xml:space="preserve">Answered from policy text, with citations</w:t>
+            </w:r>
+          </w:p>
+        </w:tc>
+      </w:tr>
+      <w:tr>
+        <w:tc>
+          <w:tcPr>
+            <w:tcW w:type="dxa" w:w="2527"/>
+            <w:shd w:fill="F4F6FA" w:val="clear"/>
+            <w:tcMar>
+              <w:top w:type="dxa" w:w="80"/>
+              <w:left w:type="dxa" w:w="120"/>
+              <w:bottom w:type="dxa" w:w="80"/>
+              <w:right w:type="dxa" w:w="120"/>
+            </w:tcMar>
+          </w:tcPr>
+          <w:p>
+            <w:pPr>
+              <w:spacing w:after="0"/>
+            </w:pPr>
+            <w:r>
+              <w:rPr>
+                <w:b w:val="false"/>
+                <w:bCs w:val="false"/>
+                <w:sz w:val="19"/>
+                <w:szCs w:val="19"/>
+              </w:rPr>
+              <w:t xml:space="preserve">can I return order ORD-22003?</w:t>
+            </w:r>
+          </w:p>
+        </w:tc>
+        <w:tc>
+          <w:tcPr>
+            <w:tcW w:type="dxa" w:w="1498"/>
+            <w:shd w:fill="F4F6FA" w:val="clear"/>
+            <w:tcMar>
+              <w:top w:type="dxa" w:w="80"/>
+              <w:left w:type="dxa" w:w="120"/>
+              <w:bottom w:type="dxa" w:w="80"/>
+              <w:right w:type="dxa" w:w="120"/>
+            </w:tcMar>
+          </w:tcPr>
+          <w:p>
+            <w:pPr>
+              <w:spacing w:after="0"/>
+            </w:pPr>
+            <w:r>
+              <w:rPr>
+                <w:b w:val="false"/>
+                <w:bCs w:val="false"/>
+                <w:sz w:val="19"/>
+                <w:szCs w:val="19"/>
+              </w:rPr>
+              <w:t xml:space="preserve">Access refused</w:t>
+            </w:r>
+          </w:p>
+        </w:tc>
+        <w:tc>
+          <w:tcPr>
+            <w:tcW w:type="dxa" w:w="655"/>
+            <w:shd w:fill="F4F6FA" w:val="clear"/>
+            <w:tcMar>
+              <w:top w:type="dxa" w:w="80"/>
+              <w:left w:type="dxa" w:w="120"/>
+              <w:bottom w:type="dxa" w:w="80"/>
+              <w:right w:type="dxa" w:w="120"/>
+            </w:tcMar>
+          </w:tcPr>
+          <w:p>
+            <w:pPr>
+              <w:spacing w:after="0"/>
+            </w:pPr>
+            <w:r>
+              <w:rPr>
+                <w:b w:val="false"/>
+                <w:bCs w:val="false"/>
+                <w:sz w:val="19"/>
+                <w:szCs w:val="19"/>
+              </w:rPr>
+              <w:t xml:space="preserve">-</w:t>
+            </w:r>
+          </w:p>
+        </w:tc>
+        <w:tc>
+          <w:tcPr>
+            <w:tcW w:type="dxa" w:w="4680"/>
+            <w:shd w:fill="F4F6FA" w:val="clear"/>
+            <w:tcMar>
+              <w:top w:type="dxa" w:w="80"/>
+              <w:left w:type="dxa" w:w="120"/>
+              <w:bottom w:type="dxa" w:w="80"/>
+              <w:right w:type="dxa" w:w="120"/>
+            </w:tcMar>
+          </w:tcPr>
+          <w:p>
+            <w:pPr>
+              <w:spacing w:after="0"/>
+            </w:pPr>
+            <w:r>
+              <w:rPr>
+                <w:b w:val="false"/>
+                <w:bCs w:val="false"/>
+                <w:sz w:val="19"/>
+                <w:szCs w:val="19"/>
+              </w:rPr>
+              <w:t xml:space="preserve">The record belongs to another customer; the engine never receives it</w:t>
+            </w:r>
+          </w:p>
+        </w:tc>
+      </w:tr>
+      <w:tr>
+        <w:tc>
+          <w:tcPr>
+            <w:tcW w:type="dxa" w:w="2527"/>
+            <w:tcMar>
+              <w:top w:type="dxa" w:w="80"/>
+              <w:left w:type="dxa" w:w="120"/>
+              <w:bottom w:type="dxa" w:w="80"/>
+              <w:right w:type="dxa" w:w="120"/>
+            </w:tcMar>
+          </w:tcPr>
+          <w:p>
+            <w:pPr>
+              <w:spacing w:after="0"/>
+            </w:pPr>
+            <w:r>
+              <w:rPr>
+                <w:b w:val="false"/>
+                <w:bCs w:val="false"/>
+                <w:sz w:val="19"/>
+                <w:szCs w:val="19"/>
+              </w:rPr>
+              <w:t xml:space="preserve">can I give this back?</w:t>
+            </w:r>
+          </w:p>
+        </w:tc>
+        <w:tc>
+          <w:tcPr>
+            <w:tcW w:type="dxa" w:w="1498"/>
+            <w:tcMar>
+              <w:top w:type="dxa" w:w="80"/>
+              <w:left w:type="dxa" w:w="120"/>
+              <w:bottom w:type="dxa" w:w="80"/>
+              <w:right w:type="dxa" w:w="120"/>
+            </w:tcMar>
+          </w:tcPr>
+          <w:p>
+            <w:pPr>
+              <w:spacing w:after="0"/>
+            </w:pPr>
+            <w:r>
+              <w:rPr>
+                <w:b w:val="false"/>
+                <w:bCs w:val="false"/>
+                <w:sz w:val="19"/>
+                <w:szCs w:val="19"/>
+              </w:rPr>
+              <w:t xml:space="preserve">Clarification</w:t>
+            </w:r>
+          </w:p>
+        </w:tc>
+        <w:tc>
+          <w:tcPr>
+            <w:tcW w:type="dxa" w:w="655"/>
+            <w:tcMar>
+              <w:top w:type="dxa" w:w="80"/>
+              <w:left w:type="dxa" w:w="120"/>
+              <w:bottom w:type="dxa" w:w="80"/>
+              <w:right w:type="dxa" w:w="120"/>
+            </w:tcMar>
+          </w:tcPr>
+          <w:p>
+            <w:pPr>
+              <w:spacing w:after="0"/>
+            </w:pPr>
+            <w:r>
+              <w:rPr>
+                <w:b w:val="false"/>
+                <w:bCs w:val="false"/>
+                <w:sz w:val="19"/>
+                <w:szCs w:val="19"/>
+              </w:rPr>
+              <w:t xml:space="preserve">-</w:t>
+            </w:r>
+          </w:p>
+        </w:tc>
+        <w:tc>
+          <w:tcPr>
+            <w:tcW w:type="dxa" w:w="4680"/>
+            <w:tcMar>
+              <w:top w:type="dxa" w:w="80"/>
+              <w:left w:type="dxa" w:w="120"/>
+              <w:bottom w:type="dxa" w:w="80"/>
+              <w:right w:type="dxa" w:w="120"/>
+            </w:tcMar>
+          </w:tcPr>
+          <w:p>
+            <w:pPr>
+              <w:spacing w:after="0"/>
+            </w:pPr>
+            <w:r>
+              <w:rPr>
+                <w:b w:val="false"/>
+                <w:bCs w:val="false"/>
+                <w:sz w:val="19"/>
+                <w:szCs w:val="19"/>
+              </w:rPr>
+              <w:t xml:space="preserve">Lists her actual orders and asks which one</w:t>
+            </w:r>
+          </w:p>
+        </w:tc>
+      </w:tr>
+      <w:tr>
+        <w:tc>
+          <w:tcPr>
+            <w:tcW w:type="dxa" w:w="2527"/>
+            <w:shd w:fill="F4F6FA" w:val="clear"/>
+            <w:tcMar>
+              <w:top w:type="dxa" w:w="80"/>
+              <w:left w:type="dxa" w:w="120"/>
+              <w:bottom w:type="dxa" w:w="80"/>
+              <w:right w:type="dxa" w:w="120"/>
+            </w:tcMar>
+          </w:tcPr>
+          <w:p>
+            <w:pPr>
+              <w:spacing w:after="0"/>
+            </w:pPr>
+            <w:r>
+              <w:rPr>
+                <w:b w:val="false"/>
+                <w:bCs w:val="false"/>
+                <w:sz w:val="19"/>
+                <w:szCs w:val="19"/>
+              </w:rPr>
+              <w:t xml:space="preserve">who won the 2018 world cup</w:t>
+            </w:r>
+          </w:p>
+        </w:tc>
+        <w:tc>
+          <w:tcPr>
+            <w:tcW w:type="dxa" w:w="1498"/>
+            <w:shd w:fill="F4F6FA" w:val="clear"/>
+            <w:tcMar>
+              <w:top w:type="dxa" w:w="80"/>
+              <w:left w:type="dxa" w:w="120"/>
+              <w:bottom w:type="dxa" w:w="80"/>
+              <w:right w:type="dxa" w:w="120"/>
+            </w:tcMar>
+          </w:tcPr>
+          <w:p>
+            <w:pPr>
+              <w:spacing w:after="0"/>
+            </w:pPr>
+            <w:r>
+              <w:rPr>
+                <w:b w:val="false"/>
+                <w:bCs w:val="false"/>
+                <w:sz w:val="19"/>
+                <w:szCs w:val="19"/>
+              </w:rPr>
+              <w:t xml:space="preserve">General conversation</w:t>
+            </w:r>
+          </w:p>
+        </w:tc>
+        <w:tc>
+          <w:tcPr>
+            <w:tcW w:type="dxa" w:w="655"/>
+            <w:shd w:fill="F4F6FA" w:val="clear"/>
+            <w:tcMar>
+              <w:top w:type="dxa" w:w="80"/>
+              <w:left w:type="dxa" w:w="120"/>
+              <w:bottom w:type="dxa" w:w="80"/>
+              <w:right w:type="dxa" w:w="120"/>
+            </w:tcMar>
+          </w:tcPr>
+          <w:p>
+            <w:pPr>
+              <w:spacing w:after="0"/>
+            </w:pPr>
+            <w:r>
+              <w:rPr>
+                <w:b w:val="false"/>
+                <w:bCs w:val="false"/>
+                <w:sz w:val="19"/>
+                <w:szCs w:val="19"/>
+              </w:rPr>
+              <w:t xml:space="preserve">-</w:t>
+            </w:r>
+          </w:p>
+        </w:tc>
+        <w:tc>
+          <w:tcPr>
+            <w:tcW w:type="dxa" w:w="4680"/>
+            <w:shd w:fill="F4F6FA" w:val="clear"/>
+            <w:tcMar>
+              <w:top w:type="dxa" w:w="80"/>
+              <w:left w:type="dxa" w:w="120"/>
+              <w:bottom w:type="dxa" w:w="80"/>
+              <w:right w:type="dxa" w:w="120"/>
+            </w:tcMar>
+          </w:tcPr>
+          <w:p>
+            <w:pPr>
+              <w:spacing w:after="0"/>
+            </w:pPr>
+            <w:r>
+              <w:rPr>
+                <w:b w:val="false"/>
+                <w:bCs w:val="false"/>
+                <w:sz w:val="19"/>
+                <w:szCs w:val="19"/>
+              </w:rPr>
+              <w:t xml:space="preserve">Answered plainly, uncited, marked unverified</w:t>
+            </w:r>
+          </w:p>
+        </w:tc>
+      </w:tr>
+    </w:tbl>
+    <w:p>
+      <w:pPr>
+        <w:spacing w:after="120"/>
+      </w:pPr>
+    </w:p>
+    <w:p>
+      <w:r>
+        <w:t xml:space="preserve">437 backend tests pass. The production frontend build succeeds.</w:t>
+      </w:r>
+    </w:p>
+    <w:p>
+      <w:r>
+        <w:br w:type="page"/>
+      </w:r>
+    </w:p>
+    <w:p>
+      <w:pPr>
+        <w:pStyle w:val="Heading1"/>
+      </w:pPr>
+      <w:r>
+        <w:t xml:space="preserve">10. Where hallucination is actually prevented</w:t>
       </w:r>
     </w:p>
     <w:p>

--- a/docs/Project-1-Praxis-RAG-NeuroSymbolic.docx
+++ b/docs/Project-1-Praxis-RAG-NeuroSymbolic.docx
@@ -40,7 +40,7 @@
           <w:szCs w:val="19"/>
         </w:rPr>
         <w:br/>
-        <w:t xml:space="preserve">Technical report prepared for review — 23 September 2026</w:t>
+        <w:t xml:space="preserve">Technical report prepared for review — 25 September 2026</w:t>
       </w:r>
     </w:p>
     <w:p>
@@ -5498,7 +5498,2207 @@
         <w:pStyle w:val="Heading1"/>
       </w:pPr>
       <w:r>
-        <w:t xml:space="preserve">10. Where hallucination is actually prevented</w:t>
+        <w:t xml:space="preserve">10. Results — measured against language-model baselines</w:t>
+      </w:r>
+    </w:p>
+    <w:p>
+      <w:r>
+        <w:t xml:space="preserve">86 questions of the frozen test split, one knowledge pack, and the same Qwen2.5-7B-Instruct serving every system that uses a model, so the only thing that differs between rows is the architecture.</w:t>
+      </w:r>
+    </w:p>
+    <w:tbl>
+      <w:tblPr>
+        <w:tblW w:type="dxa" w:w="9360"/>
+        <w:tblBorders>
+          <w:top w:val="single" w:color="auto" w:sz="4"/>
+          <w:left w:val="single" w:color="auto" w:sz="4"/>
+          <w:bottom w:val="single" w:color="auto" w:sz="4"/>
+          <w:right w:val="single" w:color="auto" w:sz="4"/>
+          <w:insideH w:val="single" w:color="auto" w:sz="4"/>
+          <w:insideV w:val="single" w:color="auto" w:sz="4"/>
+        </w:tblBorders>
+      </w:tblPr>
+      <w:tblGrid>
+        <w:gridCol w:w="3182"/>
+        <w:gridCol w:w="1498"/>
+        <w:gridCol w:w="1685"/>
+        <w:gridCol w:w="1498"/>
+        <w:gridCol w:w="1498"/>
+      </w:tblGrid>
+      <w:tr>
+        <w:trPr>
+          <w:tblHeader/>
+        </w:trPr>
+        <w:tc>
+          <w:tcPr>
+            <w:tcW w:type="dxa" w:w="3182"/>
+            <w:shd w:fill="1F3864" w:val="clear"/>
+            <w:tcMar>
+              <w:top w:type="dxa" w:w="80"/>
+              <w:left w:type="dxa" w:w="120"/>
+              <w:bottom w:type="dxa" w:w="80"/>
+              <w:right w:type="dxa" w:w="120"/>
+            </w:tcMar>
+          </w:tcPr>
+          <w:p>
+            <w:pPr>
+              <w:spacing w:after="0"/>
+            </w:pPr>
+            <w:r>
+              <w:rPr>
+                <w:b/>
+                <w:bCs/>
+                <w:color w:val="FFFFFF"/>
+                <w:sz w:val="19"/>
+                <w:szCs w:val="19"/>
+              </w:rPr>
+              <w:t xml:space="preserve">System</w:t>
+            </w:r>
+          </w:p>
+        </w:tc>
+        <w:tc>
+          <w:tcPr>
+            <w:tcW w:type="dxa" w:w="1498"/>
+            <w:shd w:fill="1F3864" w:val="clear"/>
+            <w:tcMar>
+              <w:top w:type="dxa" w:w="80"/>
+              <w:left w:type="dxa" w:w="120"/>
+              <w:bottom w:type="dxa" w:w="80"/>
+              <w:right w:type="dxa" w:w="120"/>
+            </w:tcMar>
+          </w:tcPr>
+          <w:p>
+            <w:pPr>
+              <w:spacing w:after="0"/>
+            </w:pPr>
+            <w:r>
+              <w:rPr>
+                <w:b/>
+                <w:bCs/>
+                <w:color w:val="FFFFFF"/>
+                <w:sz w:val="19"/>
+                <w:szCs w:val="19"/>
+              </w:rPr>
+              <w:t xml:space="preserve">Accuracy</w:t>
+            </w:r>
+          </w:p>
+        </w:tc>
+        <w:tc>
+          <w:tcPr>
+            <w:tcW w:type="dxa" w:w="1685"/>
+            <w:shd w:fill="1F3864" w:val="clear"/>
+            <w:tcMar>
+              <w:top w:type="dxa" w:w="80"/>
+              <w:left w:type="dxa" w:w="120"/>
+              <w:bottom w:type="dxa" w:w="80"/>
+              <w:right w:type="dxa" w:w="120"/>
+            </w:tcMar>
+          </w:tcPr>
+          <w:p>
+            <w:pPr>
+              <w:spacing w:after="0"/>
+            </w:pPr>
+            <w:r>
+              <w:rPr>
+                <w:b/>
+                <w:bCs/>
+                <w:color w:val="FFFFFF"/>
+                <w:sz w:val="19"/>
+                <w:szCs w:val="19"/>
+              </w:rPr>
+              <w:t xml:space="preserve">Hallucination</w:t>
+            </w:r>
+          </w:p>
+        </w:tc>
+        <w:tc>
+          <w:tcPr>
+            <w:tcW w:type="dxa" w:w="1498"/>
+            <w:shd w:fill="1F3864" w:val="clear"/>
+            <w:tcMar>
+              <w:top w:type="dxa" w:w="80"/>
+              <w:left w:type="dxa" w:w="120"/>
+              <w:bottom w:type="dxa" w:w="80"/>
+              <w:right w:type="dxa" w:w="120"/>
+            </w:tcMar>
+          </w:tcPr>
+          <w:p>
+            <w:pPr>
+              <w:spacing w:after="0"/>
+            </w:pPr>
+            <w:r>
+              <w:rPr>
+                <w:b/>
+                <w:bCs/>
+                <w:color w:val="FFFFFF"/>
+                <w:sz w:val="19"/>
+                <w:szCs w:val="19"/>
+              </w:rPr>
+              <w:t xml:space="preserve">Unsupported</w:t>
+            </w:r>
+          </w:p>
+        </w:tc>
+        <w:tc>
+          <w:tcPr>
+            <w:tcW w:type="dxa" w:w="1498"/>
+            <w:shd w:fill="1F3864" w:val="clear"/>
+            <w:tcMar>
+              <w:top w:type="dxa" w:w="80"/>
+              <w:left w:type="dxa" w:w="120"/>
+              <w:bottom w:type="dxa" w:w="80"/>
+              <w:right w:type="dxa" w:w="120"/>
+            </w:tcMar>
+          </w:tcPr>
+          <w:p>
+            <w:pPr>
+              <w:spacing w:after="0"/>
+            </w:pPr>
+            <w:r>
+              <w:rPr>
+                <w:b/>
+                <w:bCs/>
+                <w:color w:val="FFFFFF"/>
+                <w:sz w:val="19"/>
+                <w:szCs w:val="19"/>
+              </w:rPr>
+              <w:t xml:space="preserve">Latency</w:t>
+            </w:r>
+          </w:p>
+        </w:tc>
+      </w:tr>
+      <w:tr>
+        <w:tc>
+          <w:tcPr>
+            <w:tcW w:type="dxa" w:w="3182"/>
+            <w:tcMar>
+              <w:top w:type="dxa" w:w="80"/>
+              <w:left w:type="dxa" w:w="120"/>
+              <w:bottom w:type="dxa" w:w="80"/>
+              <w:right w:type="dxa" w:w="120"/>
+            </w:tcMar>
+          </w:tcPr>
+          <w:p>
+            <w:pPr>
+              <w:spacing w:after="0"/>
+            </w:pPr>
+            <w:r>
+              <w:rPr>
+                <w:b w:val="false"/>
+                <w:bCs w:val="false"/>
+                <w:sz w:val="19"/>
+                <w:szCs w:val="19"/>
+              </w:rPr>
+              <w:t xml:space="preserve">the model alone</w:t>
+            </w:r>
+          </w:p>
+        </w:tc>
+        <w:tc>
+          <w:tcPr>
+            <w:tcW w:type="dxa" w:w="1498"/>
+            <w:tcMar>
+              <w:top w:type="dxa" w:w="80"/>
+              <w:left w:type="dxa" w:w="120"/>
+              <w:bottom w:type="dxa" w:w="80"/>
+              <w:right w:type="dxa" w:w="120"/>
+            </w:tcMar>
+          </w:tcPr>
+          <w:p>
+            <w:pPr>
+              <w:spacing w:after="0"/>
+            </w:pPr>
+            <w:r>
+              <w:rPr>
+                <w:rFonts w:ascii="Consolas" w:cs="Consolas" w:eastAsia="Consolas" w:hAnsi="Consolas"/>
+                <w:b w:val="false"/>
+                <w:bCs w:val="false"/>
+                <w:sz w:val="18"/>
+                <w:szCs w:val="18"/>
+              </w:rPr>
+              <w:t xml:space="preserve">0.058</w:t>
+            </w:r>
+          </w:p>
+        </w:tc>
+        <w:tc>
+          <w:tcPr>
+            <w:tcW w:type="dxa" w:w="1685"/>
+            <w:tcMar>
+              <w:top w:type="dxa" w:w="80"/>
+              <w:left w:type="dxa" w:w="120"/>
+              <w:bottom w:type="dxa" w:w="80"/>
+              <w:right w:type="dxa" w:w="120"/>
+            </w:tcMar>
+          </w:tcPr>
+          <w:p>
+            <w:pPr>
+              <w:spacing w:after="0"/>
+            </w:pPr>
+            <w:r>
+              <w:rPr>
+                <w:rFonts w:ascii="Consolas" w:cs="Consolas" w:eastAsia="Consolas" w:hAnsi="Consolas"/>
+                <w:b w:val="false"/>
+                <w:bCs w:val="false"/>
+                <w:sz w:val="18"/>
+                <w:szCs w:val="18"/>
+              </w:rPr>
+              <w:t xml:space="preserve">0.221</w:t>
+            </w:r>
+          </w:p>
+        </w:tc>
+        <w:tc>
+          <w:tcPr>
+            <w:tcW w:type="dxa" w:w="1498"/>
+            <w:tcMar>
+              <w:top w:type="dxa" w:w="80"/>
+              <w:left w:type="dxa" w:w="120"/>
+              <w:bottom w:type="dxa" w:w="80"/>
+              <w:right w:type="dxa" w:w="120"/>
+            </w:tcMar>
+          </w:tcPr>
+          <w:p>
+            <w:pPr>
+              <w:spacing w:after="0"/>
+            </w:pPr>
+            <w:r>
+              <w:rPr>
+                <w:rFonts w:ascii="Consolas" w:cs="Consolas" w:eastAsia="Consolas" w:hAnsi="Consolas"/>
+                <w:b w:val="false"/>
+                <w:bCs w:val="false"/>
+                <w:sz w:val="18"/>
+                <w:szCs w:val="18"/>
+              </w:rPr>
+              <w:t xml:space="preserve">1.000</w:t>
+            </w:r>
+          </w:p>
+        </w:tc>
+        <w:tc>
+          <w:tcPr>
+            <w:tcW w:type="dxa" w:w="1498"/>
+            <w:tcMar>
+              <w:top w:type="dxa" w:w="80"/>
+              <w:left w:type="dxa" w:w="120"/>
+              <w:bottom w:type="dxa" w:w="80"/>
+              <w:right w:type="dxa" w:w="120"/>
+            </w:tcMar>
+          </w:tcPr>
+          <w:p>
+            <w:pPr>
+              <w:spacing w:after="0"/>
+            </w:pPr>
+            <w:r>
+              <w:rPr>
+                <w:b w:val="false"/>
+                <w:bCs w:val="false"/>
+                <w:sz w:val="19"/>
+                <w:szCs w:val="19"/>
+              </w:rPr>
+              <w:t xml:space="preserve">622 ms</w:t>
+            </w:r>
+          </w:p>
+        </w:tc>
+      </w:tr>
+      <w:tr>
+        <w:tc>
+          <w:tcPr>
+            <w:tcW w:type="dxa" w:w="3182"/>
+            <w:shd w:fill="F4F6FA" w:val="clear"/>
+            <w:tcMar>
+              <w:top w:type="dxa" w:w="80"/>
+              <w:left w:type="dxa" w:w="120"/>
+              <w:bottom w:type="dxa" w:w="80"/>
+              <w:right w:type="dxa" w:w="120"/>
+            </w:tcMar>
+          </w:tcPr>
+          <w:p>
+            <w:pPr>
+              <w:spacing w:after="0"/>
+            </w:pPr>
+            <w:r>
+              <w:rPr>
+                <w:b w:val="false"/>
+                <w:bCs w:val="false"/>
+                <w:sz w:val="19"/>
+                <w:szCs w:val="19"/>
+              </w:rPr>
+              <w:t xml:space="preserve">+ retrieval over the same corpus</w:t>
+            </w:r>
+          </w:p>
+        </w:tc>
+        <w:tc>
+          <w:tcPr>
+            <w:tcW w:type="dxa" w:w="1498"/>
+            <w:shd w:fill="F4F6FA" w:val="clear"/>
+            <w:tcMar>
+              <w:top w:type="dxa" w:w="80"/>
+              <w:left w:type="dxa" w:w="120"/>
+              <w:bottom w:type="dxa" w:w="80"/>
+              <w:right w:type="dxa" w:w="120"/>
+            </w:tcMar>
+          </w:tcPr>
+          <w:p>
+            <w:pPr>
+              <w:spacing w:after="0"/>
+            </w:pPr>
+            <w:r>
+              <w:rPr>
+                <w:rFonts w:ascii="Consolas" w:cs="Consolas" w:eastAsia="Consolas" w:hAnsi="Consolas"/>
+                <w:b w:val="false"/>
+                <w:bCs w:val="false"/>
+                <w:sz w:val="18"/>
+                <w:szCs w:val="18"/>
+              </w:rPr>
+              <w:t xml:space="preserve">0.209</w:t>
+            </w:r>
+          </w:p>
+        </w:tc>
+        <w:tc>
+          <w:tcPr>
+            <w:tcW w:type="dxa" w:w="1685"/>
+            <w:shd w:fill="F4F6FA" w:val="clear"/>
+            <w:tcMar>
+              <w:top w:type="dxa" w:w="80"/>
+              <w:left w:type="dxa" w:w="120"/>
+              <w:bottom w:type="dxa" w:w="80"/>
+              <w:right w:type="dxa" w:w="120"/>
+            </w:tcMar>
+          </w:tcPr>
+          <w:p>
+            <w:pPr>
+              <w:spacing w:after="0"/>
+            </w:pPr>
+            <w:r>
+              <w:rPr>
+                <w:rFonts w:ascii="Consolas" w:cs="Consolas" w:eastAsia="Consolas" w:hAnsi="Consolas"/>
+                <w:b w:val="false"/>
+                <w:bCs w:val="false"/>
+                <w:sz w:val="18"/>
+                <w:szCs w:val="18"/>
+              </w:rPr>
+              <w:t xml:space="preserve">0.198</w:t>
+            </w:r>
+          </w:p>
+        </w:tc>
+        <w:tc>
+          <w:tcPr>
+            <w:tcW w:type="dxa" w:w="1498"/>
+            <w:shd w:fill="F4F6FA" w:val="clear"/>
+            <w:tcMar>
+              <w:top w:type="dxa" w:w="80"/>
+              <w:left w:type="dxa" w:w="120"/>
+              <w:bottom w:type="dxa" w:w="80"/>
+              <w:right w:type="dxa" w:w="120"/>
+            </w:tcMar>
+          </w:tcPr>
+          <w:p>
+            <w:pPr>
+              <w:spacing w:after="0"/>
+            </w:pPr>
+            <w:r>
+              <w:rPr>
+                <w:rFonts w:ascii="Consolas" w:cs="Consolas" w:eastAsia="Consolas" w:hAnsi="Consolas"/>
+                <w:b w:val="false"/>
+                <w:bCs w:val="false"/>
+                <w:sz w:val="18"/>
+                <w:szCs w:val="18"/>
+              </w:rPr>
+              <w:t xml:space="preserve">0.000</w:t>
+            </w:r>
+          </w:p>
+        </w:tc>
+        <w:tc>
+          <w:tcPr>
+            <w:tcW w:type="dxa" w:w="1498"/>
+            <w:shd w:fill="F4F6FA" w:val="clear"/>
+            <w:tcMar>
+              <w:top w:type="dxa" w:w="80"/>
+              <w:left w:type="dxa" w:w="120"/>
+              <w:bottom w:type="dxa" w:w="80"/>
+              <w:right w:type="dxa" w:w="120"/>
+            </w:tcMar>
+          </w:tcPr>
+          <w:p>
+            <w:pPr>
+              <w:spacing w:after="0"/>
+            </w:pPr>
+            <w:r>
+              <w:rPr>
+                <w:b w:val="false"/>
+                <w:bCs w:val="false"/>
+                <w:sz w:val="19"/>
+                <w:szCs w:val="19"/>
+              </w:rPr>
+              <w:t xml:space="preserve">592 ms</w:t>
+            </w:r>
+          </w:p>
+        </w:tc>
+      </w:tr>
+      <w:tr>
+        <w:tc>
+          <w:tcPr>
+            <w:tcW w:type="dxa" w:w="3182"/>
+            <w:tcMar>
+              <w:top w:type="dxa" w:w="80"/>
+              <w:left w:type="dxa" w:w="120"/>
+              <w:bottom w:type="dxa" w:w="80"/>
+              <w:right w:type="dxa" w:w="120"/>
+            </w:tcMar>
+          </w:tcPr>
+          <w:p>
+            <w:pPr>
+              <w:spacing w:after="0"/>
+            </w:pPr>
+            <w:r>
+              <w:rPr>
+                <w:b w:val="false"/>
+                <w:bCs w:val="false"/>
+                <w:sz w:val="19"/>
+                <w:szCs w:val="19"/>
+              </w:rPr>
+              <w:t xml:space="preserve">+ a basic rule engine</w:t>
+            </w:r>
+          </w:p>
+        </w:tc>
+        <w:tc>
+          <w:tcPr>
+            <w:tcW w:type="dxa" w:w="1498"/>
+            <w:tcMar>
+              <w:top w:type="dxa" w:w="80"/>
+              <w:left w:type="dxa" w:w="120"/>
+              <w:bottom w:type="dxa" w:w="80"/>
+              <w:right w:type="dxa" w:w="120"/>
+            </w:tcMar>
+          </w:tcPr>
+          <w:p>
+            <w:pPr>
+              <w:spacing w:after="0"/>
+            </w:pPr>
+            <w:r>
+              <w:rPr>
+                <w:rFonts w:ascii="Consolas" w:cs="Consolas" w:eastAsia="Consolas" w:hAnsi="Consolas"/>
+                <w:b w:val="false"/>
+                <w:bCs w:val="false"/>
+                <w:sz w:val="18"/>
+                <w:szCs w:val="18"/>
+              </w:rPr>
+              <w:t xml:space="preserve">0.372</w:t>
+            </w:r>
+          </w:p>
+        </w:tc>
+        <w:tc>
+          <w:tcPr>
+            <w:tcW w:type="dxa" w:w="1685"/>
+            <w:tcMar>
+              <w:top w:type="dxa" w:w="80"/>
+              <w:left w:type="dxa" w:w="120"/>
+              <w:bottom w:type="dxa" w:w="80"/>
+              <w:right w:type="dxa" w:w="120"/>
+            </w:tcMar>
+          </w:tcPr>
+          <w:p>
+            <w:pPr>
+              <w:spacing w:after="0"/>
+            </w:pPr>
+            <w:r>
+              <w:rPr>
+                <w:rFonts w:ascii="Consolas" w:cs="Consolas" w:eastAsia="Consolas" w:hAnsi="Consolas"/>
+                <w:b w:val="false"/>
+                <w:bCs w:val="false"/>
+                <w:sz w:val="18"/>
+                <w:szCs w:val="18"/>
+              </w:rPr>
+              <w:t xml:space="preserve">0.151</w:t>
+            </w:r>
+          </w:p>
+        </w:tc>
+        <w:tc>
+          <w:tcPr>
+            <w:tcW w:type="dxa" w:w="1498"/>
+            <w:tcMar>
+              <w:top w:type="dxa" w:w="80"/>
+              <w:left w:type="dxa" w:w="120"/>
+              <w:bottom w:type="dxa" w:w="80"/>
+              <w:right w:type="dxa" w:w="120"/>
+            </w:tcMar>
+          </w:tcPr>
+          <w:p>
+            <w:pPr>
+              <w:spacing w:after="0"/>
+            </w:pPr>
+            <w:r>
+              <w:rPr>
+                <w:rFonts w:ascii="Consolas" w:cs="Consolas" w:eastAsia="Consolas" w:hAnsi="Consolas"/>
+                <w:b w:val="false"/>
+                <w:bCs w:val="false"/>
+                <w:sz w:val="18"/>
+                <w:szCs w:val="18"/>
+              </w:rPr>
+              <w:t xml:space="preserve">0.000</w:t>
+            </w:r>
+          </w:p>
+        </w:tc>
+        <w:tc>
+          <w:tcPr>
+            <w:tcW w:type="dxa" w:w="1498"/>
+            <w:tcMar>
+              <w:top w:type="dxa" w:w="80"/>
+              <w:left w:type="dxa" w:w="120"/>
+              <w:bottom w:type="dxa" w:w="80"/>
+              <w:right w:type="dxa" w:w="120"/>
+            </w:tcMar>
+          </w:tcPr>
+          <w:p>
+            <w:pPr>
+              <w:spacing w:after="0"/>
+            </w:pPr>
+            <w:r>
+              <w:rPr>
+                <w:b w:val="false"/>
+                <w:bCs w:val="false"/>
+                <w:sz w:val="19"/>
+                <w:szCs w:val="19"/>
+              </w:rPr>
+              <w:t xml:space="preserve">12,656 ms</w:t>
+            </w:r>
+          </w:p>
+        </w:tc>
+      </w:tr>
+      <w:tr>
+        <w:tc>
+          <w:tcPr>
+            <w:tcW w:type="dxa" w:w="3182"/>
+            <w:shd w:fill="F4F6FA" w:val="clear"/>
+            <w:tcMar>
+              <w:top w:type="dxa" w:w="80"/>
+              <w:left w:type="dxa" w:w="120"/>
+              <w:bottom w:type="dxa" w:w="80"/>
+              <w:right w:type="dxa" w:w="120"/>
+            </w:tcMar>
+          </w:tcPr>
+          <w:p>
+            <w:pPr>
+              <w:spacing w:after="0"/>
+            </w:pPr>
+            <w:r>
+              <w:rPr>
+                <w:b w:val="false"/>
+                <w:bCs w:val="false"/>
+                <w:sz w:val="19"/>
+                <w:szCs w:val="19"/>
+              </w:rPr>
+              <w:t xml:space="preserve">Praxis</w:t>
+            </w:r>
+          </w:p>
+        </w:tc>
+        <w:tc>
+          <w:tcPr>
+            <w:tcW w:type="dxa" w:w="1498"/>
+            <w:shd w:fill="F4F6FA" w:val="clear"/>
+            <w:tcMar>
+              <w:top w:type="dxa" w:w="80"/>
+              <w:left w:type="dxa" w:w="120"/>
+              <w:bottom w:type="dxa" w:w="80"/>
+              <w:right w:type="dxa" w:w="120"/>
+            </w:tcMar>
+          </w:tcPr>
+          <w:p>
+            <w:pPr>
+              <w:spacing w:after="0"/>
+            </w:pPr>
+            <w:r>
+              <w:rPr>
+                <w:rFonts w:ascii="Consolas" w:cs="Consolas" w:eastAsia="Consolas" w:hAnsi="Consolas"/>
+                <w:b w:val="false"/>
+                <w:bCs w:val="false"/>
+                <w:sz w:val="18"/>
+                <w:szCs w:val="18"/>
+              </w:rPr>
+              <w:t xml:space="preserve">0.733</w:t>
+            </w:r>
+          </w:p>
+        </w:tc>
+        <w:tc>
+          <w:tcPr>
+            <w:tcW w:type="dxa" w:w="1685"/>
+            <w:shd w:fill="F4F6FA" w:val="clear"/>
+            <w:tcMar>
+              <w:top w:type="dxa" w:w="80"/>
+              <w:left w:type="dxa" w:w="120"/>
+              <w:bottom w:type="dxa" w:w="80"/>
+              <w:right w:type="dxa" w:w="120"/>
+            </w:tcMar>
+          </w:tcPr>
+          <w:p>
+            <w:pPr>
+              <w:spacing w:after="0"/>
+            </w:pPr>
+            <w:r>
+              <w:rPr>
+                <w:rFonts w:ascii="Consolas" w:cs="Consolas" w:eastAsia="Consolas" w:hAnsi="Consolas"/>
+                <w:b w:val="false"/>
+                <w:bCs w:val="false"/>
+                <w:sz w:val="18"/>
+                <w:szCs w:val="18"/>
+              </w:rPr>
+              <w:t xml:space="preserve">0.081</w:t>
+            </w:r>
+          </w:p>
+        </w:tc>
+        <w:tc>
+          <w:tcPr>
+            <w:tcW w:type="dxa" w:w="1498"/>
+            <w:shd w:fill="F4F6FA" w:val="clear"/>
+            <w:tcMar>
+              <w:top w:type="dxa" w:w="80"/>
+              <w:left w:type="dxa" w:w="120"/>
+              <w:bottom w:type="dxa" w:w="80"/>
+              <w:right w:type="dxa" w:w="120"/>
+            </w:tcMar>
+          </w:tcPr>
+          <w:p>
+            <w:pPr>
+              <w:spacing w:after="0"/>
+            </w:pPr>
+            <w:r>
+              <w:rPr>
+                <w:rFonts w:ascii="Consolas" w:cs="Consolas" w:eastAsia="Consolas" w:hAnsi="Consolas"/>
+                <w:b w:val="false"/>
+                <w:bCs w:val="false"/>
+                <w:sz w:val="18"/>
+                <w:szCs w:val="18"/>
+              </w:rPr>
+              <w:t xml:space="preserve">0.000</w:t>
+            </w:r>
+          </w:p>
+        </w:tc>
+        <w:tc>
+          <w:tcPr>
+            <w:tcW w:type="dxa" w:w="1498"/>
+            <w:shd w:fill="F4F6FA" w:val="clear"/>
+            <w:tcMar>
+              <w:top w:type="dxa" w:w="80"/>
+              <w:left w:type="dxa" w:w="120"/>
+              <w:bottom w:type="dxa" w:w="80"/>
+              <w:right w:type="dxa" w:w="120"/>
+            </w:tcMar>
+          </w:tcPr>
+          <w:p>
+            <w:pPr>
+              <w:spacing w:after="0"/>
+            </w:pPr>
+            <w:r>
+              <w:rPr>
+                <w:b w:val="false"/>
+                <w:bCs w:val="false"/>
+                <w:sz w:val="19"/>
+                <w:szCs w:val="19"/>
+              </w:rPr>
+              <w:t xml:space="preserve">114 ms</w:t>
+            </w:r>
+          </w:p>
+        </w:tc>
+      </w:tr>
+    </w:tbl>
+    <w:p>
+      <w:pPr>
+        <w:spacing w:after="120"/>
+      </w:pPr>
+    </w:p>
+    <w:p>
+      <w:r>
+        <w:rPr>
+          <w:b/>
+          <w:bCs/>
+        </w:rPr>
+        <w:t xml:space="preserve">Against standard retrieval on the same encoder, corpus and model: </w:t>
+      </w:r>
+      <w:r>
+        <w:t xml:space="preserve">accuracy 0.209 to 0.733, and hallucination 0.198 to 0.081 — a 59% relative reduction. The unsupported-answer rate of 1.000 for the model alone is not a defect of measurement: with no corpus it has no source for anything it says.</w:t>
+      </w:r>
+    </w:p>
+    <w:p>
+      <w:pPr>
+        <w:pBdr>
+          <w:left w:val="single" w:color="1A73E8" w:sz="18" w:space="10"/>
+        </w:pBdr>
+        <w:shd w:fill="E8F0FE" w:val="clear"/>
+        <w:spacing w:after="220" w:before="180"/>
+        <w:ind w:left="160" w:right="160"/>
+      </w:pPr>
+      <w:r>
+        <w:rPr>
+          <w:b/>
+          <w:bCs/>
+          <w:sz w:val="20"/>
+          <w:szCs w:val="20"/>
+        </w:rPr>
+        <w:t xml:space="preserve">One number runs the other way, and is reported rather than buried</w:t>
+      </w:r>
+      <w:r>
+        <w:br/>
+      </w:r>
+      <w:r>
+        <w:rPr>
+          <w:sz w:val="20"/>
+          <w:szCs w:val="20"/>
+        </w:rPr>
+        <w:t xml:space="preserve">On the 33 questions that turn on a yes/no decision, the basic rule engine is right 28 times and Praxis 24. All four systems answer the same 33, so this is not an abstention artefact. An exact McNemar test on the paired outcomes gives p = 0.219: a four-case difference, which is no measured difference. What separates the two systems is everything around the decision — final-answer accuracy is double and hallucination roughly half, because a two-valued engine that always applies the newest policy version is confidently wrong exactly where those shortcuts bite. On ambiguous questions it hallucinates at 0.43 against 0.14.</w:t>
+      </w:r>
+    </w:p>
+    <w:p>
+      <w:pPr>
+        <w:spacing w:after="120"/>
+      </w:pPr>
+    </w:p>
+    <w:p>
+      <w:r>
+        <w:rPr>
+          <w:b/>
+          <w:bCs/>
+        </w:rPr>
+        <w:t xml:space="preserve">The cost of the rule engine baseline is worth noting. </w:t>
+      </w:r>
+      <w:r>
+        <w:t xml:space="preserve">It answers in 12.7 seconds against 114 milliseconds, because it calls the model twice per question where the symbolic path calls it not at all once the question has been read.</w:t>
+      </w:r>
+    </w:p>
+    <w:p>
+      <w:pPr>
+        <w:pStyle w:val="Heading1"/>
+      </w:pPr>
+      <w:r>
+        <w:t xml:space="preserve">11. Ablations — which component earns the result</w:t>
+      </w:r>
+    </w:p>
+    <w:p>
+      <w:r>
+        <w:t xml:space="preserve">Each component removed in turn over 255 generated test cases, each ablation paired against the full system by an exact McNemar test on the per-case outcomes.</w:t>
+      </w:r>
+    </w:p>
+    <w:tbl>
+      <w:tblPr>
+        <w:tblW w:type="dxa" w:w="9360"/>
+        <w:tblBorders>
+          <w:top w:val="single" w:color="auto" w:sz="4"/>
+          <w:left w:val="single" w:color="auto" w:sz="4"/>
+          <w:bottom w:val="single" w:color="auto" w:sz="4"/>
+          <w:right w:val="single" w:color="auto" w:sz="4"/>
+          <w:insideH w:val="single" w:color="auto" w:sz="4"/>
+          <w:insideV w:val="single" w:color="auto" w:sz="4"/>
+        </w:tblBorders>
+      </w:tblPr>
+      <w:tblGrid>
+        <w:gridCol w:w="2808"/>
+        <w:gridCol w:w="5148"/>
+        <w:gridCol w:w="1404"/>
+      </w:tblGrid>
+      <w:tr>
+        <w:trPr>
+          <w:tblHeader/>
+        </w:trPr>
+        <w:tc>
+          <w:tcPr>
+            <w:tcW w:type="dxa" w:w="2808"/>
+            <w:shd w:fill="1F3864" w:val="clear"/>
+            <w:tcMar>
+              <w:top w:type="dxa" w:w="80"/>
+              <w:left w:type="dxa" w:w="120"/>
+              <w:bottom w:type="dxa" w:w="80"/>
+              <w:right w:type="dxa" w:w="120"/>
+            </w:tcMar>
+          </w:tcPr>
+          <w:p>
+            <w:pPr>
+              <w:spacing w:after="0"/>
+            </w:pPr>
+            <w:r>
+              <w:rPr>
+                <w:b/>
+                <w:bCs/>
+                <w:color w:val="FFFFFF"/>
+                <w:sz w:val="19"/>
+                <w:szCs w:val="19"/>
+              </w:rPr>
+              <w:t xml:space="preserve">Removed</w:t>
+            </w:r>
+          </w:p>
+        </w:tc>
+        <w:tc>
+          <w:tcPr>
+            <w:tcW w:type="dxa" w:w="5148"/>
+            <w:shd w:fill="1F3864" w:val="clear"/>
+            <w:tcMar>
+              <w:top w:type="dxa" w:w="80"/>
+              <w:left w:type="dxa" w:w="120"/>
+              <w:bottom w:type="dxa" w:w="80"/>
+              <w:right w:type="dxa" w:w="120"/>
+            </w:tcMar>
+          </w:tcPr>
+          <w:p>
+            <w:pPr>
+              <w:spacing w:after="0"/>
+            </w:pPr>
+            <w:r>
+              <w:rPr>
+                <w:b/>
+                <w:bCs/>
+                <w:color w:val="FFFFFF"/>
+                <w:sz w:val="19"/>
+                <w:szCs w:val="19"/>
+              </w:rPr>
+              <w:t xml:space="preserve">What breaks</w:t>
+            </w:r>
+          </w:p>
+        </w:tc>
+        <w:tc>
+          <w:tcPr>
+            <w:tcW w:type="dxa" w:w="1404"/>
+            <w:shd w:fill="1F3864" w:val="clear"/>
+            <w:tcMar>
+              <w:top w:type="dxa" w:w="80"/>
+              <w:left w:type="dxa" w:w="120"/>
+              <w:bottom w:type="dxa" w:w="80"/>
+              <w:right w:type="dxa" w:w="120"/>
+            </w:tcMar>
+          </w:tcPr>
+          <w:p>
+            <w:pPr>
+              <w:spacing w:after="0"/>
+            </w:pPr>
+            <w:r>
+              <w:rPr>
+                <w:b/>
+                <w:bCs/>
+                <w:color w:val="FFFFFF"/>
+                <w:sz w:val="19"/>
+                <w:szCs w:val="19"/>
+              </w:rPr>
+              <w:t xml:space="preserve">p</w:t>
+            </w:r>
+          </w:p>
+        </w:tc>
+      </w:tr>
+      <w:tr>
+        <w:tc>
+          <w:tcPr>
+            <w:tcW w:type="dxa" w:w="2808"/>
+            <w:tcMar>
+              <w:top w:type="dxa" w:w="80"/>
+              <w:left w:type="dxa" w:w="120"/>
+              <w:bottom w:type="dxa" w:w="80"/>
+              <w:right w:type="dxa" w:w="120"/>
+            </w:tcMar>
+          </w:tcPr>
+          <w:p>
+            <w:pPr>
+              <w:spacing w:after="0"/>
+            </w:pPr>
+            <w:r>
+              <w:rPr>
+                <w:b w:val="false"/>
+                <w:bCs w:val="false"/>
+                <w:sz w:val="19"/>
+                <w:szCs w:val="19"/>
+              </w:rPr>
+              <w:t xml:space="preserve">Authorization before reasoning</w:t>
+            </w:r>
+          </w:p>
+        </w:tc>
+        <w:tc>
+          <w:tcPr>
+            <w:tcW w:type="dxa" w:w="5148"/>
+            <w:tcMar>
+              <w:top w:type="dxa" w:w="80"/>
+              <w:left w:type="dxa" w:w="120"/>
+              <w:bottom w:type="dxa" w:w="80"/>
+              <w:right w:type="dxa" w:w="120"/>
+            </w:tcMar>
+          </w:tcPr>
+          <w:p>
+            <w:pPr>
+              <w:spacing w:after="0"/>
+            </w:pPr>
+            <w:r>
+              <w:rPr>
+                <w:b w:val="false"/>
+                <w:bCs w:val="false"/>
+                <w:sz w:val="19"/>
+                <w:szCs w:val="19"/>
+              </w:rPr>
+              <w:t xml:space="preserve">disclosure of records the asker may not see, 0.000 to 0.867</w:t>
+            </w:r>
+          </w:p>
+        </w:tc>
+        <w:tc>
+          <w:tcPr>
+            <w:tcW w:type="dxa" w:w="1404"/>
+            <w:tcMar>
+              <w:top w:type="dxa" w:w="80"/>
+              <w:left w:type="dxa" w:w="120"/>
+              <w:bottom w:type="dxa" w:w="80"/>
+              <w:right w:type="dxa" w:w="120"/>
+            </w:tcMar>
+          </w:tcPr>
+          <w:p>
+            <w:pPr>
+              <w:spacing w:after="0"/>
+            </w:pPr>
+            <w:r>
+              <w:rPr>
+                <w:b w:val="false"/>
+                <w:bCs w:val="false"/>
+                <w:sz w:val="19"/>
+                <w:szCs w:val="19"/>
+              </w:rPr>
+              <w:t xml:space="preserve">6.1e-05</w:t>
+            </w:r>
+          </w:p>
+        </w:tc>
+      </w:tr>
+      <w:tr>
+        <w:tc>
+          <w:tcPr>
+            <w:tcW w:type="dxa" w:w="2808"/>
+            <w:shd w:fill="F4F6FA" w:val="clear"/>
+            <w:tcMar>
+              <w:top w:type="dxa" w:w="80"/>
+              <w:left w:type="dxa" w:w="120"/>
+              <w:bottom w:type="dxa" w:w="80"/>
+              <w:right w:type="dxa" w:w="120"/>
+            </w:tcMar>
+          </w:tcPr>
+          <w:p>
+            <w:pPr>
+              <w:spacing w:after="0"/>
+            </w:pPr>
+            <w:r>
+              <w:rPr>
+                <w:b w:val="false"/>
+                <w:bCs w:val="false"/>
+                <w:sz w:val="19"/>
+                <w:szCs w:val="19"/>
+              </w:rPr>
+              <w:t xml:space="preserve">Statement checking</w:t>
+            </w:r>
+          </w:p>
+        </w:tc>
+        <w:tc>
+          <w:tcPr>
+            <w:tcW w:type="dxa" w:w="5148"/>
+            <w:shd w:fill="F4F6FA" w:val="clear"/>
+            <w:tcMar>
+              <w:top w:type="dxa" w:w="80"/>
+              <w:left w:type="dxa" w:w="120"/>
+              <w:bottom w:type="dxa" w:w="80"/>
+              <w:right w:type="dxa" w:w="120"/>
+            </w:tcMar>
+          </w:tcPr>
+          <w:p>
+            <w:pPr>
+              <w:spacing w:after="0"/>
+            </w:pPr>
+            <w:r>
+              <w:rPr>
+                <w:b w:val="false"/>
+                <w:bCs w:val="false"/>
+                <w:sz w:val="19"/>
+                <w:szCs w:val="19"/>
+              </w:rPr>
+              <w:t xml:space="preserve">false-premise accuracy 0.90 to 0.00</w:t>
+            </w:r>
+          </w:p>
+        </w:tc>
+        <w:tc>
+          <w:tcPr>
+            <w:tcW w:type="dxa" w:w="1404"/>
+            <w:shd w:fill="F4F6FA" w:val="clear"/>
+            <w:tcMar>
+              <w:top w:type="dxa" w:w="80"/>
+              <w:left w:type="dxa" w:w="120"/>
+              <w:bottom w:type="dxa" w:w="80"/>
+              <w:right w:type="dxa" w:w="120"/>
+            </w:tcMar>
+          </w:tcPr>
+          <w:p>
+            <w:pPr>
+              <w:spacing w:after="0"/>
+            </w:pPr>
+            <w:r>
+              <w:rPr>
+                <w:b w:val="false"/>
+                <w:bCs w:val="false"/>
+                <w:sz w:val="19"/>
+                <w:szCs w:val="19"/>
+              </w:rPr>
+              <w:t xml:space="preserve">1.5e-08</w:t>
+            </w:r>
+          </w:p>
+        </w:tc>
+      </w:tr>
+      <w:tr>
+        <w:tc>
+          <w:tcPr>
+            <w:tcW w:type="dxa" w:w="2808"/>
+            <w:tcMar>
+              <w:top w:type="dxa" w:w="80"/>
+              <w:left w:type="dxa" w:w="120"/>
+              <w:bottom w:type="dxa" w:w="80"/>
+              <w:right w:type="dxa" w:w="120"/>
+            </w:tcMar>
+          </w:tcPr>
+          <w:p>
+            <w:pPr>
+              <w:spacing w:after="0"/>
+            </w:pPr>
+            <w:r>
+              <w:rPr>
+                <w:b w:val="false"/>
+                <w:bCs w:val="false"/>
+                <w:sz w:val="19"/>
+                <w:szCs w:val="19"/>
+              </w:rPr>
+              <w:t xml:space="preserve">Three-valued logic</w:t>
+            </w:r>
+          </w:p>
+        </w:tc>
+        <w:tc>
+          <w:tcPr>
+            <w:tcW w:type="dxa" w:w="5148"/>
+            <w:tcMar>
+              <w:top w:type="dxa" w:w="80"/>
+              <w:left w:type="dxa" w:w="120"/>
+              <w:bottom w:type="dxa" w:w="80"/>
+              <w:right w:type="dxa" w:w="120"/>
+            </w:tcMar>
+          </w:tcPr>
+          <w:p>
+            <w:pPr>
+              <w:spacing w:after="0"/>
+            </w:pPr>
+            <w:r>
+              <w:rPr>
+                <w:b w:val="false"/>
+                <w:bCs w:val="false"/>
+                <w:sz w:val="19"/>
+                <w:szCs w:val="19"/>
+              </w:rPr>
+              <w:t xml:space="preserve">missing-information accuracy 1.00 to 0.00; hallucination there 0.00 to 0.67</w:t>
+            </w:r>
+          </w:p>
+        </w:tc>
+        <w:tc>
+          <w:tcPr>
+            <w:tcW w:type="dxa" w:w="1404"/>
+            <w:tcMar>
+              <w:top w:type="dxa" w:w="80"/>
+              <w:left w:type="dxa" w:w="120"/>
+              <w:bottom w:type="dxa" w:w="80"/>
+              <w:right w:type="dxa" w:w="120"/>
+            </w:tcMar>
+          </w:tcPr>
+          <w:p>
+            <w:pPr>
+              <w:spacing w:after="0"/>
+            </w:pPr>
+            <w:r>
+              <w:rPr>
+                <w:rFonts w:ascii="Consolas" w:cs="Consolas" w:eastAsia="Consolas" w:hAnsi="Consolas"/>
+                <w:b w:val="false"/>
+                <w:bCs w:val="false"/>
+                <w:sz w:val="18"/>
+                <w:szCs w:val="18"/>
+              </w:rPr>
+              <w:t xml:space="preserve">0.002</w:t>
+            </w:r>
+          </w:p>
+        </w:tc>
+      </w:tr>
+      <w:tr>
+        <w:tc>
+          <w:tcPr>
+            <w:tcW w:type="dxa" w:w="2808"/>
+            <w:shd w:fill="F4F6FA" w:val="clear"/>
+            <w:tcMar>
+              <w:top w:type="dxa" w:w="80"/>
+              <w:left w:type="dxa" w:w="120"/>
+              <w:bottom w:type="dxa" w:w="80"/>
+              <w:right w:type="dxa" w:w="120"/>
+            </w:tcMar>
+          </w:tcPr>
+          <w:p>
+            <w:pPr>
+              <w:spacing w:after="0"/>
+            </w:pPr>
+            <w:r>
+              <w:rPr>
+                <w:b w:val="false"/>
+                <w:bCs w:val="false"/>
+                <w:sz w:val="19"/>
+                <w:szCs w:val="19"/>
+              </w:rPr>
+              <w:t xml:space="preserve">Version ordering</w:t>
+            </w:r>
+          </w:p>
+        </w:tc>
+        <w:tc>
+          <w:tcPr>
+            <w:tcW w:type="dxa" w:w="5148"/>
+            <w:shd w:fill="F4F6FA" w:val="clear"/>
+            <w:tcMar>
+              <w:top w:type="dxa" w:w="80"/>
+              <w:left w:type="dxa" w:w="120"/>
+              <w:bottom w:type="dxa" w:w="80"/>
+              <w:right w:type="dxa" w:w="120"/>
+            </w:tcMar>
+          </w:tcPr>
+          <w:p>
+            <w:pPr>
+              <w:spacing w:after="0"/>
+            </w:pPr>
+            <w:r>
+              <w:rPr>
+                <w:b w:val="false"/>
+                <w:bCs w:val="false"/>
+                <w:sz w:val="19"/>
+                <w:szCs w:val="19"/>
+              </w:rPr>
+              <w:t xml:space="preserve">policy-version accuracy 0.88 to 0.64</w:t>
+            </w:r>
+          </w:p>
+        </w:tc>
+        <w:tc>
+          <w:tcPr>
+            <w:tcW w:type="dxa" w:w="1404"/>
+            <w:shd w:fill="F4F6FA" w:val="clear"/>
+            <w:tcMar>
+              <w:top w:type="dxa" w:w="80"/>
+              <w:left w:type="dxa" w:w="120"/>
+              <w:bottom w:type="dxa" w:w="80"/>
+              <w:right w:type="dxa" w:w="120"/>
+            </w:tcMar>
+          </w:tcPr>
+          <w:p>
+            <w:pPr>
+              <w:spacing w:after="0"/>
+            </w:pPr>
+            <w:r>
+              <w:rPr>
+                <w:rFonts w:ascii="Consolas" w:cs="Consolas" w:eastAsia="Consolas" w:hAnsi="Consolas"/>
+                <w:b w:val="false"/>
+                <w:bCs w:val="false"/>
+                <w:sz w:val="18"/>
+                <w:szCs w:val="18"/>
+              </w:rPr>
+              <w:t xml:space="preserve">0.0039</w:t>
+            </w:r>
+          </w:p>
+        </w:tc>
+      </w:tr>
+      <w:tr>
+        <w:tc>
+          <w:tcPr>
+            <w:tcW w:type="dxa" w:w="2808"/>
+            <w:tcMar>
+              <w:top w:type="dxa" w:w="80"/>
+              <w:left w:type="dxa" w:w="120"/>
+              <w:bottom w:type="dxa" w:w="80"/>
+              <w:right w:type="dxa" w:w="120"/>
+            </w:tcMar>
+          </w:tcPr>
+          <w:p>
+            <w:pPr>
+              <w:spacing w:after="0"/>
+            </w:pPr>
+            <w:r>
+              <w:rPr>
+                <w:b w:val="false"/>
+                <w:bCs w:val="false"/>
+                <w:sz w:val="19"/>
+                <w:szCs w:val="19"/>
+              </w:rPr>
+              <w:t xml:space="preserve">The evidence gate</w:t>
+            </w:r>
+          </w:p>
+        </w:tc>
+        <w:tc>
+          <w:tcPr>
+            <w:tcW w:type="dxa" w:w="5148"/>
+            <w:tcMar>
+              <w:top w:type="dxa" w:w="80"/>
+              <w:left w:type="dxa" w:w="120"/>
+              <w:bottom w:type="dxa" w:w="80"/>
+              <w:right w:type="dxa" w:w="120"/>
+            </w:tcMar>
+          </w:tcPr>
+          <w:p>
+            <w:pPr>
+              <w:spacing w:after="0"/>
+            </w:pPr>
+            <w:r>
+              <w:rPr>
+                <w:b w:val="false"/>
+                <w:bCs w:val="false"/>
+                <w:sz w:val="19"/>
+                <w:szCs w:val="19"/>
+              </w:rPr>
+              <w:t xml:space="preserve">nothing: 0 of 255 answers change</w:t>
+            </w:r>
+          </w:p>
+        </w:tc>
+        <w:tc>
+          <w:tcPr>
+            <w:tcW w:type="dxa" w:w="1404"/>
+            <w:tcMar>
+              <w:top w:type="dxa" w:w="80"/>
+              <w:left w:type="dxa" w:w="120"/>
+              <w:bottom w:type="dxa" w:w="80"/>
+              <w:right w:type="dxa" w:w="120"/>
+            </w:tcMar>
+          </w:tcPr>
+          <w:p>
+            <w:pPr>
+              <w:spacing w:after="0"/>
+            </w:pPr>
+            <w:r>
+              <w:rPr>
+                <w:rFonts w:ascii="Consolas" w:cs="Consolas" w:eastAsia="Consolas" w:hAnsi="Consolas"/>
+                <w:b w:val="false"/>
+                <w:bCs w:val="false"/>
+                <w:sz w:val="18"/>
+                <w:szCs w:val="18"/>
+              </w:rPr>
+              <w:t xml:space="preserve">1</w:t>
+            </w:r>
+          </w:p>
+        </w:tc>
+      </w:tr>
+    </w:tbl>
+    <w:p>
+      <w:pPr>
+        <w:spacing w:after="120"/>
+      </w:pPr>
+    </w:p>
+    <w:p>
+      <w:r>
+        <w:rPr>
+          <w:b/>
+          <w:bCs/>
+        </w:rPr>
+        <w:t xml:space="preserve">Each of the first four fails where its mechanism predicts, </w:t>
+      </w:r>
+      <w:r>
+        <w:t xml:space="preserve">which is the strongest form this table can take: the component is not merely correlated with the result, it is the thing that handles that category. Removing authorization leaks 13 of 15 restricted records.</w:t>
+      </w:r>
+    </w:p>
+    <w:p>
+      <w:pPr>
+        <w:pBdr>
+          <w:left w:val="single" w:color="B3261E" w:sz="18" w:space="10"/>
+        </w:pBdr>
+        <w:shd w:fill="FDECEA" w:val="clear"/>
+        <w:spacing w:after="220" w:before="180"/>
+        <w:ind w:left="160" w:right="160"/>
+      </w:pPr>
+      <w:r>
+        <w:rPr>
+          <w:b/>
+          <w:bCs/>
+          <w:sz w:val="20"/>
+          <w:szCs w:val="20"/>
+        </w:rPr>
+        <w:t xml:space="preserve">The last row is a null result and is kept as one</w:t>
+      </w:r>
+      <w:r>
+        <w:br/>
+      </w:r>
+      <w:r>
+        <w:rPr>
+          <w:sz w:val="20"/>
+          <w:szCs w:val="20"/>
+        </w:rPr>
+        <w:t xml:space="preserve">Removing the evidence gate changes nothing measurable — not one case, not even the wording. The flag is honoured: the controller does release a failed report when it is set. Verification simply never fails on this split, so there is nothing for the gate to withhold. On this evidence it is a guarantee that costs nothing, not a mechanism shown to work. The same null appeared independently in Project 2's validation stage.</w:t>
+      </w:r>
+    </w:p>
+    <w:p>
+      <w:pPr>
+        <w:spacing w:after="120"/>
+      </w:pPr>
+    </w:p>
+    <w:p>
+      <w:r>
+        <w:rPr>
+          <w:b/>
+          <w:bCs/>
+        </w:rPr>
+        <w:t xml:space="preserve">Two readings of that run that would otherwise mislead. </w:t>
+      </w:r>
+      <w:r>
+        <w:t xml:space="preserve">The hashing-encoder ablation records 0.000 hallucination on 0.000 coverage: it answers nothing at all, so the zero is not a virtue. And every variant scores 0.00 on questions no policy covers — see section 13.</w:t>
+      </w:r>
+    </w:p>
+    <w:p>
+      <w:pPr>
+        <w:pStyle w:val="Heading1"/>
+      </w:pPr>
+      <w:r>
+        <w:t xml:space="preserve">12. Calibration — is the computed confidence honest?</w:t>
+      </w:r>
+    </w:p>
+    <w:p>
+      <w:r>
+        <w:t xml:space="preserve">Confidence is derived in code from retrieval relevance, rule coverage and the verification outcome, and the model is never asked how sure it is. That is a claim about the design; this section is what turns it into a measurement.</w:t>
+      </w:r>
+    </w:p>
+    <w:tbl>
+      <w:tblPr>
+        <w:tblW w:type="dxa" w:w="9360"/>
+        <w:tblBorders>
+          <w:top w:val="single" w:color="auto" w:sz="4"/>
+          <w:left w:val="single" w:color="auto" w:sz="4"/>
+          <w:bottom w:val="single" w:color="auto" w:sz="4"/>
+          <w:right w:val="single" w:color="auto" w:sz="4"/>
+          <w:insideH w:val="single" w:color="auto" w:sz="4"/>
+          <w:insideV w:val="single" w:color="auto" w:sz="4"/>
+        </w:tblBorders>
+      </w:tblPr>
+      <w:tblGrid>
+        <w:gridCol w:w="2434"/>
+        <w:gridCol w:w="1310"/>
+        <w:gridCol w:w="1310"/>
+        <w:gridCol w:w="1310"/>
+        <w:gridCol w:w="1498"/>
+        <w:gridCol w:w="1498"/>
+      </w:tblGrid>
+      <w:tr>
+        <w:trPr>
+          <w:tblHeader/>
+        </w:trPr>
+        <w:tc>
+          <w:tcPr>
+            <w:tcW w:type="dxa" w:w="2434"/>
+            <w:shd w:fill="1F3864" w:val="clear"/>
+            <w:tcMar>
+              <w:top w:type="dxa" w:w="80"/>
+              <w:left w:type="dxa" w:w="120"/>
+              <w:bottom w:type="dxa" w:w="80"/>
+              <w:right w:type="dxa" w:w="120"/>
+            </w:tcMar>
+          </w:tcPr>
+          <w:p>
+            <w:pPr>
+              <w:spacing w:after="0"/>
+            </w:pPr>
+            <w:r>
+              <w:rPr>
+                <w:b/>
+                <w:bCs/>
+                <w:color w:val="FFFFFF"/>
+                <w:sz w:val="19"/>
+                <w:szCs w:val="19"/>
+              </w:rPr>
+              <w:t xml:space="preserve">Population</w:t>
+            </w:r>
+          </w:p>
+        </w:tc>
+        <w:tc>
+          <w:tcPr>
+            <w:tcW w:type="dxa" w:w="1310"/>
+            <w:shd w:fill="1F3864" w:val="clear"/>
+            <w:tcMar>
+              <w:top w:type="dxa" w:w="80"/>
+              <w:left w:type="dxa" w:w="120"/>
+              <w:bottom w:type="dxa" w:w="80"/>
+              <w:right w:type="dxa" w:w="120"/>
+            </w:tcMar>
+          </w:tcPr>
+          <w:p>
+            <w:pPr>
+              <w:spacing w:after="0"/>
+            </w:pPr>
+            <w:r>
+              <w:rPr>
+                <w:b/>
+                <w:bCs/>
+                <w:color w:val="FFFFFF"/>
+                <w:sz w:val="19"/>
+                <w:szCs w:val="19"/>
+              </w:rPr>
+              <w:t xml:space="preserve">ECE</w:t>
+            </w:r>
+          </w:p>
+        </w:tc>
+        <w:tc>
+          <w:tcPr>
+            <w:tcW w:type="dxa" w:w="1310"/>
+            <w:shd w:fill="1F3864" w:val="clear"/>
+            <w:tcMar>
+              <w:top w:type="dxa" w:w="80"/>
+              <w:left w:type="dxa" w:w="120"/>
+              <w:bottom w:type="dxa" w:w="80"/>
+              <w:right w:type="dxa" w:w="120"/>
+            </w:tcMar>
+          </w:tcPr>
+          <w:p>
+            <w:pPr>
+              <w:spacing w:after="0"/>
+            </w:pPr>
+            <w:r>
+              <w:rPr>
+                <w:b/>
+                <w:bCs/>
+                <w:color w:val="FFFFFF"/>
+                <w:sz w:val="19"/>
+                <w:szCs w:val="19"/>
+              </w:rPr>
+              <w:t xml:space="preserve">MCE</w:t>
+            </w:r>
+          </w:p>
+        </w:tc>
+        <w:tc>
+          <w:tcPr>
+            <w:tcW w:type="dxa" w:w="1310"/>
+            <w:shd w:fill="1F3864" w:val="clear"/>
+            <w:tcMar>
+              <w:top w:type="dxa" w:w="80"/>
+              <w:left w:type="dxa" w:w="120"/>
+              <w:bottom w:type="dxa" w:w="80"/>
+              <w:right w:type="dxa" w:w="120"/>
+            </w:tcMar>
+          </w:tcPr>
+          <w:p>
+            <w:pPr>
+              <w:spacing w:after="0"/>
+            </w:pPr>
+            <w:r>
+              <w:rPr>
+                <w:b/>
+                <w:bCs/>
+                <w:color w:val="FFFFFF"/>
+                <w:sz w:val="19"/>
+                <w:szCs w:val="19"/>
+              </w:rPr>
+              <w:t xml:space="preserve">Brier</w:t>
+            </w:r>
+          </w:p>
+        </w:tc>
+        <w:tc>
+          <w:tcPr>
+            <w:tcW w:type="dxa" w:w="1498"/>
+            <w:shd w:fill="1F3864" w:val="clear"/>
+            <w:tcMar>
+              <w:top w:type="dxa" w:w="80"/>
+              <w:left w:type="dxa" w:w="120"/>
+              <w:bottom w:type="dxa" w:w="80"/>
+              <w:right w:type="dxa" w:w="120"/>
+            </w:tcMar>
+          </w:tcPr>
+          <w:p>
+            <w:pPr>
+              <w:spacing w:after="0"/>
+            </w:pPr>
+            <w:r>
+              <w:rPr>
+                <w:b/>
+                <w:bCs/>
+                <w:color w:val="FFFFFF"/>
+                <w:sz w:val="19"/>
+                <w:szCs w:val="19"/>
+              </w:rPr>
+              <w:t xml:space="preserve">Accuracy</w:t>
+            </w:r>
+          </w:p>
+        </w:tc>
+        <w:tc>
+          <w:tcPr>
+            <w:tcW w:type="dxa" w:w="1498"/>
+            <w:shd w:fill="1F3864" w:val="clear"/>
+            <w:tcMar>
+              <w:top w:type="dxa" w:w="80"/>
+              <w:left w:type="dxa" w:w="120"/>
+              <w:bottom w:type="dxa" w:w="80"/>
+              <w:right w:type="dxa" w:w="120"/>
+            </w:tcMar>
+          </w:tcPr>
+          <w:p>
+            <w:pPr>
+              <w:spacing w:after="0"/>
+            </w:pPr>
+            <w:r>
+              <w:rPr>
+                <w:b/>
+                <w:bCs/>
+                <w:color w:val="FFFFFF"/>
+                <w:sz w:val="19"/>
+                <w:szCs w:val="19"/>
+              </w:rPr>
+              <w:t xml:space="preserve">Mean confidence</w:t>
+            </w:r>
+          </w:p>
+        </w:tc>
+      </w:tr>
+      <w:tr>
+        <w:tc>
+          <w:tcPr>
+            <w:tcW w:type="dxa" w:w="2434"/>
+            <w:tcMar>
+              <w:top w:type="dxa" w:w="80"/>
+              <w:left w:type="dxa" w:w="120"/>
+              <w:bottom w:type="dxa" w:w="80"/>
+              <w:right w:type="dxa" w:w="120"/>
+            </w:tcMar>
+          </w:tcPr>
+          <w:p>
+            <w:pPr>
+              <w:spacing w:after="0"/>
+            </w:pPr>
+            <w:r>
+              <w:rPr>
+                <w:b w:val="false"/>
+                <w:bCs w:val="false"/>
+                <w:sz w:val="19"/>
+                <w:szCs w:val="19"/>
+              </w:rPr>
+              <w:t xml:space="preserve">all 86 cases</w:t>
+            </w:r>
+          </w:p>
+        </w:tc>
+        <w:tc>
+          <w:tcPr>
+            <w:tcW w:type="dxa" w:w="1310"/>
+            <w:tcMar>
+              <w:top w:type="dxa" w:w="80"/>
+              <w:left w:type="dxa" w:w="120"/>
+              <w:bottom w:type="dxa" w:w="80"/>
+              <w:right w:type="dxa" w:w="120"/>
+            </w:tcMar>
+          </w:tcPr>
+          <w:p>
+            <w:pPr>
+              <w:spacing w:after="0"/>
+            </w:pPr>
+            <w:r>
+              <w:rPr>
+                <w:rFonts w:ascii="Consolas" w:cs="Consolas" w:eastAsia="Consolas" w:hAnsi="Consolas"/>
+                <w:b w:val="false"/>
+                <w:bCs w:val="false"/>
+                <w:sz w:val="18"/>
+                <w:szCs w:val="18"/>
+              </w:rPr>
+              <w:t xml:space="preserve">0.192</w:t>
+            </w:r>
+          </w:p>
+        </w:tc>
+        <w:tc>
+          <w:tcPr>
+            <w:tcW w:type="dxa" w:w="1310"/>
+            <w:tcMar>
+              <w:top w:type="dxa" w:w="80"/>
+              <w:left w:type="dxa" w:w="120"/>
+              <w:bottom w:type="dxa" w:w="80"/>
+              <w:right w:type="dxa" w:w="120"/>
+            </w:tcMar>
+          </w:tcPr>
+          <w:p>
+            <w:pPr>
+              <w:spacing w:after="0"/>
+            </w:pPr>
+            <w:r>
+              <w:rPr>
+                <w:rFonts w:ascii="Consolas" w:cs="Consolas" w:eastAsia="Consolas" w:hAnsi="Consolas"/>
+                <w:b w:val="false"/>
+                <w:bCs w:val="false"/>
+                <w:sz w:val="18"/>
+                <w:szCs w:val="18"/>
+              </w:rPr>
+              <w:t xml:space="preserve">0.650</w:t>
+            </w:r>
+          </w:p>
+        </w:tc>
+        <w:tc>
+          <w:tcPr>
+            <w:tcW w:type="dxa" w:w="1310"/>
+            <w:tcMar>
+              <w:top w:type="dxa" w:w="80"/>
+              <w:left w:type="dxa" w:w="120"/>
+              <w:bottom w:type="dxa" w:w="80"/>
+              <w:right w:type="dxa" w:w="120"/>
+            </w:tcMar>
+          </w:tcPr>
+          <w:p>
+            <w:pPr>
+              <w:spacing w:after="0"/>
+            </w:pPr>
+            <w:r>
+              <w:rPr>
+                <w:rFonts w:ascii="Consolas" w:cs="Consolas" w:eastAsia="Consolas" w:hAnsi="Consolas"/>
+                <w:b w:val="false"/>
+                <w:bCs w:val="false"/>
+                <w:sz w:val="18"/>
+                <w:szCs w:val="18"/>
+              </w:rPr>
+              <w:t xml:space="preserve">0.203</w:t>
+            </w:r>
+          </w:p>
+        </w:tc>
+        <w:tc>
+          <w:tcPr>
+            <w:tcW w:type="dxa" w:w="1498"/>
+            <w:tcMar>
+              <w:top w:type="dxa" w:w="80"/>
+              <w:left w:type="dxa" w:w="120"/>
+              <w:bottom w:type="dxa" w:w="80"/>
+              <w:right w:type="dxa" w:w="120"/>
+            </w:tcMar>
+          </w:tcPr>
+          <w:p>
+            <w:pPr>
+              <w:spacing w:after="0"/>
+            </w:pPr>
+            <w:r>
+              <w:rPr>
+                <w:rFonts w:ascii="Consolas" w:cs="Consolas" w:eastAsia="Consolas" w:hAnsi="Consolas"/>
+                <w:b w:val="false"/>
+                <w:bCs w:val="false"/>
+                <w:sz w:val="18"/>
+                <w:szCs w:val="18"/>
+              </w:rPr>
+              <w:t xml:space="preserve">0.733</w:t>
+            </w:r>
+          </w:p>
+        </w:tc>
+        <w:tc>
+          <w:tcPr>
+            <w:tcW w:type="dxa" w:w="1498"/>
+            <w:tcMar>
+              <w:top w:type="dxa" w:w="80"/>
+              <w:left w:type="dxa" w:w="120"/>
+              <w:bottom w:type="dxa" w:w="80"/>
+              <w:right w:type="dxa" w:w="120"/>
+            </w:tcMar>
+          </w:tcPr>
+          <w:p>
+            <w:pPr>
+              <w:spacing w:after="0"/>
+            </w:pPr>
+            <w:r>
+              <w:rPr>
+                <w:rFonts w:ascii="Consolas" w:cs="Consolas" w:eastAsia="Consolas" w:hAnsi="Consolas"/>
+                <w:b w:val="false"/>
+                <w:bCs w:val="false"/>
+                <w:sz w:val="18"/>
+                <w:szCs w:val="18"/>
+              </w:rPr>
+              <w:t xml:space="preserve">0.779</w:t>
+            </w:r>
+          </w:p>
+        </w:tc>
+      </w:tr>
+      <w:tr>
+        <w:tc>
+          <w:tcPr>
+            <w:tcW w:type="dxa" w:w="2434"/>
+            <w:shd w:fill="F4F6FA" w:val="clear"/>
+            <w:tcMar>
+              <w:top w:type="dxa" w:w="80"/>
+              <w:left w:type="dxa" w:w="120"/>
+              <w:bottom w:type="dxa" w:w="80"/>
+              <w:right w:type="dxa" w:w="120"/>
+            </w:tcMar>
+          </w:tcPr>
+          <w:p>
+            <w:pPr>
+              <w:spacing w:after="0"/>
+            </w:pPr>
+            <w:r>
+              <w:rPr>
+                <w:b w:val="false"/>
+                <w:bCs w:val="false"/>
+                <w:sz w:val="19"/>
+                <w:szCs w:val="19"/>
+              </w:rPr>
+              <w:t xml:space="preserve">answered only (62)</w:t>
+            </w:r>
+          </w:p>
+        </w:tc>
+        <w:tc>
+          <w:tcPr>
+            <w:tcW w:type="dxa" w:w="1310"/>
+            <w:shd w:fill="F4F6FA" w:val="clear"/>
+            <w:tcMar>
+              <w:top w:type="dxa" w:w="80"/>
+              <w:left w:type="dxa" w:w="120"/>
+              <w:bottom w:type="dxa" w:w="80"/>
+              <w:right w:type="dxa" w:w="120"/>
+            </w:tcMar>
+          </w:tcPr>
+          <w:p>
+            <w:pPr>
+              <w:spacing w:after="0"/>
+            </w:pPr>
+            <w:r>
+              <w:rPr>
+                <w:rFonts w:ascii="Consolas" w:cs="Consolas" w:eastAsia="Consolas" w:hAnsi="Consolas"/>
+                <w:b w:val="false"/>
+                <w:bCs w:val="false"/>
+                <w:sz w:val="18"/>
+                <w:szCs w:val="18"/>
+              </w:rPr>
+              <w:t xml:space="preserve">0.179</w:t>
+            </w:r>
+          </w:p>
+        </w:tc>
+        <w:tc>
+          <w:tcPr>
+            <w:tcW w:type="dxa" w:w="1310"/>
+            <w:shd w:fill="F4F6FA" w:val="clear"/>
+            <w:tcMar>
+              <w:top w:type="dxa" w:w="80"/>
+              <w:left w:type="dxa" w:w="120"/>
+              <w:bottom w:type="dxa" w:w="80"/>
+              <w:right w:type="dxa" w:w="120"/>
+            </w:tcMar>
+          </w:tcPr>
+          <w:p>
+            <w:pPr>
+              <w:spacing w:after="0"/>
+            </w:pPr>
+            <w:r>
+              <w:rPr>
+                <w:rFonts w:ascii="Consolas" w:cs="Consolas" w:eastAsia="Consolas" w:hAnsi="Consolas"/>
+                <w:b w:val="false"/>
+                <w:bCs w:val="false"/>
+                <w:sz w:val="18"/>
+                <w:szCs w:val="18"/>
+              </w:rPr>
+              <w:t xml:space="preserve">0.650</w:t>
+            </w:r>
+          </w:p>
+        </w:tc>
+        <w:tc>
+          <w:tcPr>
+            <w:tcW w:type="dxa" w:w="1310"/>
+            <w:shd w:fill="F4F6FA" w:val="clear"/>
+            <w:tcMar>
+              <w:top w:type="dxa" w:w="80"/>
+              <w:left w:type="dxa" w:w="120"/>
+              <w:bottom w:type="dxa" w:w="80"/>
+              <w:right w:type="dxa" w:w="120"/>
+            </w:tcMar>
+          </w:tcPr>
+          <w:p>
+            <w:pPr>
+              <w:spacing w:after="0"/>
+            </w:pPr>
+            <w:r>
+              <w:rPr>
+                <w:rFonts w:ascii="Consolas" w:cs="Consolas" w:eastAsia="Consolas" w:hAnsi="Consolas"/>
+                <w:b w:val="false"/>
+                <w:bCs w:val="false"/>
+                <w:sz w:val="18"/>
+                <w:szCs w:val="18"/>
+              </w:rPr>
+              <w:t xml:space="preserve">0.199</w:t>
+            </w:r>
+          </w:p>
+        </w:tc>
+        <w:tc>
+          <w:tcPr>
+            <w:tcW w:type="dxa" w:w="1498"/>
+            <w:shd w:fill="F4F6FA" w:val="clear"/>
+            <w:tcMar>
+              <w:top w:type="dxa" w:w="80"/>
+              <w:left w:type="dxa" w:w="120"/>
+              <w:bottom w:type="dxa" w:w="80"/>
+              <w:right w:type="dxa" w:w="120"/>
+            </w:tcMar>
+          </w:tcPr>
+          <w:p>
+            <w:pPr>
+              <w:spacing w:after="0"/>
+            </w:pPr>
+            <w:r>
+              <w:rPr>
+                <w:rFonts w:ascii="Consolas" w:cs="Consolas" w:eastAsia="Consolas" w:hAnsi="Consolas"/>
+                <w:b w:val="false"/>
+                <w:bCs w:val="false"/>
+                <w:sz w:val="18"/>
+                <w:szCs w:val="18"/>
+              </w:rPr>
+              <w:t xml:space="preserve">0.758</w:t>
+            </w:r>
+          </w:p>
+        </w:tc>
+        <w:tc>
+          <w:tcPr>
+            <w:tcW w:type="dxa" w:w="1498"/>
+            <w:shd w:fill="F4F6FA" w:val="clear"/>
+            <w:tcMar>
+              <w:top w:type="dxa" w:w="80"/>
+              <w:left w:type="dxa" w:w="120"/>
+              <w:bottom w:type="dxa" w:w="80"/>
+              <w:right w:type="dxa" w:w="120"/>
+            </w:tcMar>
+          </w:tcPr>
+          <w:p>
+            <w:pPr>
+              <w:spacing w:after="0"/>
+            </w:pPr>
+            <w:r>
+              <w:rPr>
+                <w:rFonts w:ascii="Consolas" w:cs="Consolas" w:eastAsia="Consolas" w:hAnsi="Consolas"/>
+                <w:b w:val="false"/>
+                <w:bCs w:val="false"/>
+                <w:sz w:val="18"/>
+                <w:szCs w:val="18"/>
+              </w:rPr>
+              <w:t xml:space="preserve">0.914</w:t>
+            </w:r>
+          </w:p>
+        </w:tc>
+      </w:tr>
+    </w:tbl>
+    <w:p>
+      <w:pPr>
+        <w:spacing w:after="120"/>
+      </w:pPr>
+    </w:p>
+    <w:p>
+      <w:r>
+        <w:rPr>
+          <w:b/>
+          <w:bCs/>
+        </w:rPr>
+        <w:t xml:space="preserve">The computed confidence is overconfident, and nearly binary. </w:t>
+      </w:r>
+      <w:r>
+        <w:t xml:space="preserve">A well-calibrated system is usually below 0.05 expected calibration error. Two specific problems. The top bin holds 42 of the 86 cases, where the system claims 0.959 and is right 0.786 of the time. And the scale is barely used: nothing at all falls between 0.1 and 0.5, so in practice confidence takes about three values.</w:t>
+      </w:r>
+    </w:p>
+    <w:p>
+      <w:pPr>
+        <w:pBdr>
+          <w:left w:val="single" w:color="C77700" w:sz="18" w:space="10"/>
+        </w:pBdr>
+        <w:shd w:fill="FFF4E5" w:val="clear"/>
+        <w:spacing w:after="220" w:before="180"/>
+        <w:ind w:left="160" w:right="160"/>
+      </w:pPr>
+      <w:r>
+        <w:rPr>
+          <w:b/>
+          <w:bCs/>
+          <w:sz w:val="20"/>
+          <w:szCs w:val="20"/>
+        </w:rPr>
+        <w:t xml:space="preserve">What this does and does not cost the argument</w:t>
+      </w:r>
+      <w:r>
+        <w:br/>
+      </w:r>
+      <w:r>
+        <w:rPr>
+          <w:sz w:val="20"/>
+          <w:szCs w:val="20"/>
+        </w:rPr>
+        <w:t xml:space="preserve">Computing confidence in code rather than asking the model remains defensible on its own terms: it is reproducible, inspectable, and cannot be talked up by a fluent model. But computed is not the same as calibrated, and nothing here should be read as claiming the number is a probability of being right. Fitting the weights on a development split and reporting on a held-out one is the obvious next step and has not been done.</w:t>
+      </w:r>
+    </w:p>
+    <w:p>
+      <w:pPr>
+        <w:pStyle w:val="Heading1"/>
+      </w:pPr>
+      <w:r>
+        <w:t xml:space="preserve">13. What does not work</w:t>
+      </w:r>
+    </w:p>
+    <w:p>
+      <w:r>
+        <w:rPr>
+          <w:b/>
+          <w:bCs/>
+        </w:rPr>
+        <w:t xml:space="preserve">Questions no policy covers are answered anyway. </w:t>
+      </w:r>
+      <w:r>
+        <w:t xml:space="preserve">On the 15 such cases in the generated test split the system scores 0.00 accuracy and 0.87 hallucination. Asked whether an order can be gift-wrapped, it returns a free-delivery ruling. This is the weakest result in the system.</w:t>
+      </w:r>
+    </w:p>
+    <w:p>
+      <w:r>
+        <w:t xml:space="preserve">Three signals were measured for whether any of them separates these questions from covered ones, before anything was changed. None does:</w:t>
+      </w:r>
+    </w:p>
+    <w:tbl>
+      <w:tblPr>
+        <w:tblW w:type="dxa" w:w="9360"/>
+        <w:tblBorders>
+          <w:top w:val="single" w:color="auto" w:sz="4"/>
+          <w:left w:val="single" w:color="auto" w:sz="4"/>
+          <w:bottom w:val="single" w:color="auto" w:sz="4"/>
+          <w:right w:val="single" w:color="auto" w:sz="4"/>
+          <w:insideH w:val="single" w:color="auto" w:sz="4"/>
+          <w:insideV w:val="single" w:color="auto" w:sz="4"/>
+        </w:tblBorders>
+      </w:tblPr>
+      <w:tblGrid>
+        <w:gridCol w:w="3182"/>
+        <w:gridCol w:w="6178"/>
+      </w:tblGrid>
+      <w:tr>
+        <w:trPr>
+          <w:tblHeader/>
+        </w:trPr>
+        <w:tc>
+          <w:tcPr>
+            <w:tcW w:type="dxa" w:w="3182"/>
+            <w:shd w:fill="1F3864" w:val="clear"/>
+            <w:tcMar>
+              <w:top w:type="dxa" w:w="80"/>
+              <w:left w:type="dxa" w:w="120"/>
+              <w:bottom w:type="dxa" w:w="80"/>
+              <w:right w:type="dxa" w:w="120"/>
+            </w:tcMar>
+          </w:tcPr>
+          <w:p>
+            <w:pPr>
+              <w:spacing w:after="0"/>
+            </w:pPr>
+            <w:r>
+              <w:rPr>
+                <w:b/>
+                <w:bCs/>
+                <w:color w:val="FFFFFF"/>
+                <w:sz w:val="19"/>
+                <w:szCs w:val="19"/>
+              </w:rPr>
+              <w:t xml:space="preserve">Signal</w:t>
+            </w:r>
+          </w:p>
+        </w:tc>
+        <w:tc>
+          <w:tcPr>
+            <w:tcW w:type="dxa" w:w="6178"/>
+            <w:shd w:fill="1F3864" w:val="clear"/>
+            <w:tcMar>
+              <w:top w:type="dxa" w:w="80"/>
+              <w:left w:type="dxa" w:w="120"/>
+              <w:bottom w:type="dxa" w:w="80"/>
+              <w:right w:type="dxa" w:w="120"/>
+            </w:tcMar>
+          </w:tcPr>
+          <w:p>
+            <w:pPr>
+              <w:spacing w:after="0"/>
+            </w:pPr>
+            <w:r>
+              <w:rPr>
+                <w:b/>
+                <w:bCs/>
+                <w:color w:val="FFFFFF"/>
+                <w:sz w:val="19"/>
+                <w:szCs w:val="19"/>
+              </w:rPr>
+              <w:t xml:space="preserve">Why it fails</w:t>
+            </w:r>
+          </w:p>
+        </w:tc>
+      </w:tr>
+      <w:tr>
+        <w:tc>
+          <w:tcPr>
+            <w:tcW w:type="dxa" w:w="3182"/>
+            <w:tcMar>
+              <w:top w:type="dxa" w:w="80"/>
+              <w:left w:type="dxa" w:w="120"/>
+              <w:bottom w:type="dxa" w:w="80"/>
+              <w:right w:type="dxa" w:w="120"/>
+            </w:tcMar>
+          </w:tcPr>
+          <w:p>
+            <w:pPr>
+              <w:spacing w:after="0"/>
+            </w:pPr>
+            <w:r>
+              <w:rPr>
+                <w:b w:val="false"/>
+                <w:bCs w:val="false"/>
+                <w:sz w:val="19"/>
+                <w:szCs w:val="19"/>
+              </w:rPr>
+              <w:t xml:space="preserve">out-of-vocabulary content words</w:t>
+            </w:r>
+          </w:p>
+        </w:tc>
+        <w:tc>
+          <w:tcPr>
+            <w:tcW w:type="dxa" w:w="6178"/>
+            <w:tcMar>
+              <w:top w:type="dxa" w:w="80"/>
+              <w:left w:type="dxa" w:w="120"/>
+              <w:bottom w:type="dxa" w:w="80"/>
+              <w:right w:type="dxa" w:w="120"/>
+            </w:tcMar>
+          </w:tcPr>
+          <w:p>
+            <w:pPr>
+              <w:spacing w:after="0"/>
+            </w:pPr>
+            <w:r>
+              <w:rPr>
+                <w:b w:val="false"/>
+                <w:bCs w:val="false"/>
+                <w:sz w:val="19"/>
+                <w:szCs w:val="19"/>
+              </w:rPr>
+              <w:t xml:space="preserve">paraphrases have more of them — 5.00 against 3.73</w:t>
+            </w:r>
+          </w:p>
+        </w:tc>
+      </w:tr>
+      <w:tr>
+        <w:tc>
+          <w:tcPr>
+            <w:tcW w:type="dxa" w:w="3182"/>
+            <w:shd w:fill="F4F6FA" w:val="clear"/>
+            <w:tcMar>
+              <w:top w:type="dxa" w:w="80"/>
+              <w:left w:type="dxa" w:w="120"/>
+              <w:bottom w:type="dxa" w:w="80"/>
+              <w:right w:type="dxa" w:w="120"/>
+            </w:tcMar>
+          </w:tcPr>
+          <w:p>
+            <w:pPr>
+              <w:spacing w:after="0"/>
+            </w:pPr>
+            <w:r>
+              <w:rPr>
+                <w:b w:val="false"/>
+                <w:bCs w:val="false"/>
+                <w:sz w:val="19"/>
+                <w:szCs w:val="19"/>
+              </w:rPr>
+              <w:t xml:space="preserve">margin between the top two goals</w:t>
+            </w:r>
+          </w:p>
+        </w:tc>
+        <w:tc>
+          <w:tcPr>
+            <w:tcW w:type="dxa" w:w="6178"/>
+            <w:shd w:fill="F4F6FA" w:val="clear"/>
+            <w:tcMar>
+              <w:top w:type="dxa" w:w="80"/>
+              <w:left w:type="dxa" w:w="120"/>
+              <w:bottom w:type="dxa" w:w="80"/>
+              <w:right w:type="dxa" w:w="120"/>
+            </w:tcMar>
+          </w:tcPr>
+          <w:p>
+            <w:pPr>
+              <w:spacing w:after="0"/>
+            </w:pPr>
+            <w:r>
+              <w:rPr>
+                <w:b w:val="false"/>
+                <w:bCs w:val="false"/>
+                <w:sz w:val="19"/>
+                <w:szCs w:val="19"/>
+              </w:rPr>
+              <w:t xml:space="preserve">policy-version 0.019 and multi-hop 0.023 sit at or below not-covered's 0.021</w:t>
+            </w:r>
+          </w:p>
+        </w:tc>
+      </w:tr>
+      <w:tr>
+        <w:tc>
+          <w:tcPr>
+            <w:tcW w:type="dxa" w:w="3182"/>
+            <w:tcMar>
+              <w:top w:type="dxa" w:w="80"/>
+              <w:left w:type="dxa" w:w="120"/>
+              <w:bottom w:type="dxa" w:w="80"/>
+              <w:right w:type="dxa" w:w="120"/>
+            </w:tcMar>
+          </w:tcPr>
+          <w:p>
+            <w:pPr>
+              <w:spacing w:after="0"/>
+            </w:pPr>
+            <w:r>
+              <w:rPr>
+                <w:b w:val="false"/>
+                <w:bCs w:val="false"/>
+                <w:sz w:val="19"/>
+                <w:szCs w:val="19"/>
+              </w:rPr>
+              <w:t xml:space="preserve">relevance of the best policy clause</w:t>
+            </w:r>
+          </w:p>
+        </w:tc>
+        <w:tc>
+          <w:tcPr>
+            <w:tcW w:type="dxa" w:w="6178"/>
+            <w:tcMar>
+              <w:top w:type="dxa" w:w="80"/>
+              <w:left w:type="dxa" w:w="120"/>
+              <w:bottom w:type="dxa" w:w="80"/>
+              <w:right w:type="dxa" w:w="120"/>
+            </w:tcMar>
+          </w:tcPr>
+          <w:p>
+            <w:pPr>
+              <w:spacing w:after="0"/>
+            </w:pPr>
+            <w:r>
+              <w:rPr>
+                <w:b w:val="false"/>
+                <w:bCs w:val="false"/>
+                <w:sz w:val="19"/>
+                <w:szCs w:val="19"/>
+              </w:rPr>
+              <w:t xml:space="preserve">multi-hop 0.559 is indistinguishable from not-covered 0.554</w:t>
+            </w:r>
+          </w:p>
+        </w:tc>
+      </w:tr>
+    </w:tbl>
+    <w:p>
+      <w:pPr>
+        <w:spacing w:after="120"/>
+      </w:pPr>
+    </w:p>
+    <w:p>
+      <w:r>
+        <w:t xml:space="preserve">In the encoder's space these questions are genuinely close to covered ones, so no threshold separates them. Replacing the understanding stage with a language-model parser — which can name a goal as absent, where similarity cannot — moves the category to 0.40 (p = 0.031) and the system's overall hallucination rate from 0.149 to 0.035. That is an improvement on the worst result in the system, and it is still the worst result in the system: three in five such questions are answered when they should be refused.</w:t>
+      </w:r>
+    </w:p>
+    <w:p>
+      <w:r>
+        <w:rPr>
+          <w:b/>
+          <w:bCs/>
+        </w:rPr>
+        <w:t xml:space="preserve">That substitution is not free either. </w:t>
+      </w:r>
+      <w:r>
+        <w:t xml:space="preserve">Calculation accuracy falls from 1.00 to 0.78 (p = 0.002), and all ten lost cases are the same question. Asked about "my yearly holiday allowance", the encoder binds the question to the asker's service record and computes their entitlement; the parser recites the policy clause instead, which in one case contradicts what that person is owed. Neither component dominates, and neither has been adopted over the other.</w:t>
+      </w:r>
+    </w:p>
+    <w:p>
+      <w:r>
+        <w:rPr>
+          <w:b/>
+          <w:bCs/>
+        </w:rPr>
+        <w:t xml:space="preserve">One domain, and thresholds fitted to it. </w:t>
+      </w:r>
+      <w:r>
+        <w:t xml:space="preserve">Everything above is a single knowledge pack. The goal-acceptance threshold is now swept on a development split rather than hand-set, but that split holds 21 questions, so a single question moves the number by 4.8 points; and the retrieval threshold does not move that objective at all and remains hand-set.</w:t>
+      </w:r>
+    </w:p>
+    <w:p>
+      <w:pPr>
+        <w:pStyle w:val="Heading1"/>
+      </w:pPr>
+      <w:r>
+        <w:t xml:space="preserve">14. Where hallucination is actually prevented</w:t>
       </w:r>
     </w:p>
     <w:p>
@@ -5509,7 +7709,7 @@
       <w:r>
         <w:drawing>
           <wp:inline distT="0" distB="0" distL="0" distR="0">
-            <wp:extent cx="5715000" cy="2924175"/>
+            <wp:extent cx="5715000" cy="1485900"/>
             <wp:effectExtent t="0" r="0" b="0" l="0"/>
             <wp:docPr id="1" name="" descr="" title=""/>
             <wp:cNvGraphicFramePr>
@@ -5534,7 +7734,7 @@
                   <pic:spPr bwMode="auto">
                     <a:xfrm>
                       <a:off x="0" y="0"/>
-                      <a:ext cx="5715000" cy="2924175"/>
+                      <a:ext cx="5715000" cy="1485900"/>
                     </a:xfrm>
                     <a:prstGeom prst="rect">
                       <a:avLst/>
@@ -5553,7 +7753,7 @@
         <w:jc w:val="center"/>
       </w:pPr>
       <w:r>
-        <w:t xml:space="preserve">Figure 4 — Project 1 against existing approaches. These are structural properties of each design, not measured scores.</w:t>
+        <w:t xml:space="preserve">Figure 5 — Project 1 against existing approaches. These are structural properties of each design, not measured scores.</w:t>
       </w:r>
     </w:p>
     <w:tbl>
